--- a/ЛР2А Раббимов Ращеня.docx
+++ b/ЛР2А Раббимов Ращеня.docx
@@ -441,12 +441,21 @@
           <w:szCs w:val="28"/>
         </w:rPr>
       </w:pPr>
+      <w:proofErr w:type="spellStart"/>
       <w:r>
         <w:rPr>
           <w:rFonts w:cs="Times New Roman"/>
           <w:szCs w:val="28"/>
         </w:rPr>
-        <w:t>Раббимов Д.А.</w:t>
+        <w:t>Раббимов</w:t>
+      </w:r>
+      <w:proofErr w:type="spellEnd"/>
+      <w:r>
+        <w:rPr>
+          <w:rFonts w:cs="Times New Roman"/>
+          <w:szCs w:val="28"/>
+        </w:rPr>
+        <w:t xml:space="preserve"> Д.А.</w:t>
       </w:r>
     </w:p>
     <w:p>
@@ -460,12 +469,21 @@
           <w:szCs w:val="28"/>
         </w:rPr>
       </w:pPr>
+      <w:proofErr w:type="spellStart"/>
       <w:r>
         <w:rPr>
           <w:rFonts w:cs="Times New Roman"/>
           <w:szCs w:val="28"/>
         </w:rPr>
-        <w:t>Ращеня Р.Ф.</w:t>
+        <w:t>Ращеня</w:t>
+      </w:r>
+      <w:proofErr w:type="spellEnd"/>
+      <w:r>
+        <w:rPr>
+          <w:rFonts w:cs="Times New Roman"/>
+          <w:szCs w:val="28"/>
+        </w:rPr>
+        <w:t xml:space="preserve"> Р.Ф.</w:t>
       </w:r>
     </w:p>
     <w:p>
@@ -542,7 +560,23 @@
           <w:rFonts w:cs="Times New Roman"/>
           <w:szCs w:val="28"/>
         </w:rPr>
-        <w:t xml:space="preserve">                                                                                              Болтак С.В.</w:t>
+        <w:t xml:space="preserve">                                                                                              </w:t>
+      </w:r>
+      <w:proofErr w:type="spellStart"/>
+      <w:r>
+        <w:rPr>
+          <w:rFonts w:cs="Times New Roman"/>
+          <w:szCs w:val="28"/>
+        </w:rPr>
+        <w:t>Болтак</w:t>
+      </w:r>
+      <w:proofErr w:type="spellEnd"/>
+      <w:r>
+        <w:rPr>
+          <w:rFonts w:cs="Times New Roman"/>
+          <w:szCs w:val="28"/>
+        </w:rPr>
+        <w:t xml:space="preserve"> С.В.</w:t>
       </w:r>
     </w:p>
     <w:p>
@@ -694,6 +728,7 @@
         </w:rPr>
         <w:t xml:space="preserve"> </w:t>
       </w:r>
+      <w:proofErr w:type="gramStart"/>
       <w:r>
         <w:rPr>
           <w:rFonts w:ascii="Courier New" w:hAnsi="Courier New" w:cs="Courier New"/>
@@ -715,6 +750,7 @@
         </w:rPr>
         <w:t>(</w:t>
       </w:r>
+      <w:proofErr w:type="gramEnd"/>
     </w:p>
     <w:p>
       <w:pPr>
@@ -880,286 +916,645 @@
           <w:szCs w:val="20"/>
           <w:lang w:val="en-US"/>
         </w:rPr>
-        <w:t>fun processTransactions(transactions: MutableList&lt;Transaction&gt;) {</w:t>
-      </w:r>
-    </w:p>
-    <w:p>
-      <w:pPr>
-        <w:pStyle w:val="11"/>
-        <w:rPr>
-          <w:rFonts w:ascii="Courier New" w:hAnsi="Courier New" w:cs="Courier New"/>
-          <w:b w:val="0"/>
-          <w:bCs/>
-          <w:sz w:val="20"/>
-          <w:szCs w:val="20"/>
-          <w:lang w:val="en-US"/>
-        </w:rPr>
-      </w:pPr>
-      <w:r>
-        <w:rPr>
-          <w:rFonts w:ascii="Courier New" w:hAnsi="Courier New" w:cs="Courier New"/>
-          <w:b w:val="0"/>
-          <w:bCs/>
-          <w:sz w:val="20"/>
-          <w:szCs w:val="20"/>
-          <w:lang w:val="en-US"/>
-        </w:rPr>
-        <w:t xml:space="preserve">    var successCount = 0</w:t>
-      </w:r>
-    </w:p>
-    <w:p>
-      <w:pPr>
-        <w:pStyle w:val="11"/>
-        <w:rPr>
-          <w:rFonts w:ascii="Courier New" w:hAnsi="Courier New" w:cs="Courier New"/>
-          <w:b w:val="0"/>
-          <w:bCs/>
-          <w:sz w:val="20"/>
-          <w:szCs w:val="20"/>
-          <w:lang w:val="en-US"/>
-        </w:rPr>
-      </w:pPr>
-      <w:r>
-        <w:rPr>
-          <w:rFonts w:ascii="Courier New" w:hAnsi="Courier New" w:cs="Courier New"/>
-          <w:b w:val="0"/>
-          <w:bCs/>
-          <w:sz w:val="20"/>
-          <w:szCs w:val="20"/>
-          <w:lang w:val="en-US"/>
-        </w:rPr>
-        <w:t xml:space="preserve">    var failCount = 0</w:t>
-      </w:r>
-    </w:p>
-    <w:p>
-      <w:pPr>
-        <w:pStyle w:val="11"/>
-        <w:rPr>
-          <w:rFonts w:ascii="Courier New" w:hAnsi="Courier New" w:cs="Courier New"/>
-          <w:b w:val="0"/>
-          <w:bCs/>
-          <w:sz w:val="20"/>
-          <w:szCs w:val="20"/>
-          <w:lang w:val="en-US"/>
-        </w:rPr>
-      </w:pPr>
-      <w:r>
-        <w:rPr>
-          <w:rFonts w:ascii="Courier New" w:hAnsi="Courier New" w:cs="Courier New"/>
-          <w:b w:val="0"/>
-          <w:bCs/>
-          <w:sz w:val="20"/>
-          <w:szCs w:val="20"/>
-          <w:lang w:val="en-US"/>
-        </w:rPr>
-        <w:t xml:space="preserve">    var totalVolume = 0.0</w:t>
-      </w:r>
-    </w:p>
-    <w:p>
-      <w:pPr>
-        <w:pStyle w:val="11"/>
-        <w:rPr>
-          <w:rFonts w:ascii="Courier New" w:hAnsi="Courier New" w:cs="Courier New"/>
-          <w:b w:val="0"/>
-          <w:bCs/>
-          <w:sz w:val="20"/>
-          <w:szCs w:val="20"/>
-          <w:lang w:val="en-US"/>
-        </w:rPr>
-      </w:pPr>
-    </w:p>
-    <w:p>
-      <w:pPr>
-        <w:pStyle w:val="11"/>
-        <w:rPr>
-          <w:rFonts w:ascii="Courier New" w:hAnsi="Courier New" w:cs="Courier New"/>
-          <w:b w:val="0"/>
-          <w:bCs/>
-          <w:sz w:val="20"/>
-          <w:szCs w:val="20"/>
-          <w:lang w:val="en-US"/>
-        </w:rPr>
-      </w:pPr>
-      <w:r>
-        <w:rPr>
-          <w:rFonts w:ascii="Courier New" w:hAnsi="Courier New" w:cs="Courier New"/>
-          <w:b w:val="0"/>
-          <w:bCs/>
-          <w:sz w:val="20"/>
-          <w:szCs w:val="20"/>
-          <w:lang w:val="en-US"/>
-        </w:rPr>
-        <w:t xml:space="preserve">    for (i in 0 until transactions.size) {</w:t>
-      </w:r>
-    </w:p>
-    <w:p>
-      <w:pPr>
-        <w:pStyle w:val="11"/>
-        <w:rPr>
-          <w:rFonts w:ascii="Courier New" w:hAnsi="Courier New" w:cs="Courier New"/>
-          <w:b w:val="0"/>
-          <w:bCs/>
-          <w:sz w:val="20"/>
-          <w:szCs w:val="20"/>
-          <w:lang w:val="en-US"/>
-        </w:rPr>
-      </w:pPr>
-      <w:r>
-        <w:rPr>
-          <w:rFonts w:ascii="Courier New" w:hAnsi="Courier New" w:cs="Courier New"/>
-          <w:b w:val="0"/>
-          <w:bCs/>
-          <w:sz w:val="20"/>
-          <w:szCs w:val="20"/>
-          <w:lang w:val="en-US"/>
-        </w:rPr>
-        <w:t xml:space="preserve">        val t = transactions[i]</w:t>
-      </w:r>
-    </w:p>
-    <w:p>
-      <w:pPr>
-        <w:pStyle w:val="11"/>
-        <w:rPr>
-          <w:rFonts w:ascii="Courier New" w:hAnsi="Courier New" w:cs="Courier New"/>
-          <w:b w:val="0"/>
-          <w:bCs/>
-          <w:sz w:val="20"/>
-          <w:szCs w:val="20"/>
-          <w:lang w:val="en-US"/>
-        </w:rPr>
-      </w:pPr>
-    </w:p>
-    <w:p>
-      <w:pPr>
-        <w:pStyle w:val="11"/>
-        <w:rPr>
-          <w:rFonts w:ascii="Courier New" w:hAnsi="Courier New" w:cs="Courier New"/>
-          <w:b w:val="0"/>
-          <w:bCs/>
-          <w:sz w:val="20"/>
-          <w:szCs w:val="20"/>
-          <w:lang w:val="en-US"/>
-        </w:rPr>
-      </w:pPr>
-      <w:r>
-        <w:rPr>
-          <w:rFonts w:ascii="Courier New" w:hAnsi="Courier New" w:cs="Courier New"/>
-          <w:b w:val="0"/>
-          <w:bCs/>
-          <w:sz w:val="20"/>
-          <w:szCs w:val="20"/>
-          <w:lang w:val="en-US"/>
-        </w:rPr>
-        <w:t xml:space="preserve">        if (t.status == 0) {</w:t>
-      </w:r>
-    </w:p>
-    <w:p>
-      <w:pPr>
-        <w:pStyle w:val="11"/>
-        <w:rPr>
-          <w:rFonts w:ascii="Courier New" w:hAnsi="Courier New" w:cs="Courier New"/>
-          <w:b w:val="0"/>
-          <w:bCs/>
-          <w:sz w:val="20"/>
-          <w:szCs w:val="20"/>
-          <w:lang w:val="en-US"/>
-        </w:rPr>
-      </w:pPr>
-    </w:p>
-    <w:p>
-      <w:pPr>
-        <w:pStyle w:val="11"/>
-        <w:rPr>
-          <w:rFonts w:ascii="Courier New" w:hAnsi="Courier New" w:cs="Courier New"/>
-          <w:b w:val="0"/>
-          <w:bCs/>
-          <w:sz w:val="20"/>
-          <w:szCs w:val="20"/>
-          <w:lang w:val="en-US"/>
-        </w:rPr>
-      </w:pPr>
-      <w:r>
-        <w:rPr>
-          <w:rFonts w:ascii="Courier New" w:hAnsi="Courier New" w:cs="Courier New"/>
-          <w:b w:val="0"/>
-          <w:bCs/>
-          <w:sz w:val="20"/>
-          <w:szCs w:val="20"/>
-          <w:lang w:val="en-US"/>
-        </w:rPr>
-        <w:t xml:space="preserve">            if (t.amount &lt;= 0) {</w:t>
-      </w:r>
-    </w:p>
-    <w:p>
-      <w:pPr>
-        <w:pStyle w:val="11"/>
-        <w:rPr>
-          <w:rFonts w:ascii="Courier New" w:hAnsi="Courier New" w:cs="Courier New"/>
-          <w:b w:val="0"/>
-          <w:bCs/>
-          <w:sz w:val="20"/>
-          <w:szCs w:val="20"/>
-          <w:lang w:val="en-US"/>
-        </w:rPr>
-      </w:pPr>
-      <w:r>
-        <w:rPr>
-          <w:rFonts w:ascii="Courier New" w:hAnsi="Courier New" w:cs="Courier New"/>
-          <w:b w:val="0"/>
-          <w:bCs/>
-          <w:sz w:val="20"/>
-          <w:szCs w:val="20"/>
-          <w:lang w:val="en-US"/>
-        </w:rPr>
-        <w:t xml:space="preserve">                if (t.type != 4) {</w:t>
-      </w:r>
-    </w:p>
-    <w:p>
-      <w:pPr>
-        <w:pStyle w:val="11"/>
-        <w:rPr>
-          <w:rFonts w:ascii="Courier New" w:hAnsi="Courier New" w:cs="Courier New"/>
-          <w:b w:val="0"/>
-          <w:bCs/>
-          <w:sz w:val="20"/>
-          <w:szCs w:val="20"/>
-          <w:lang w:val="en-US"/>
-        </w:rPr>
-      </w:pPr>
-      <w:r>
-        <w:rPr>
-          <w:rFonts w:ascii="Courier New" w:hAnsi="Courier New" w:cs="Courier New"/>
-          <w:b w:val="0"/>
-          <w:bCs/>
-          <w:sz w:val="20"/>
-          <w:szCs w:val="20"/>
-          <w:lang w:val="en-US"/>
-        </w:rPr>
-        <w:t xml:space="preserve">                    t.status = 2</w:t>
-      </w:r>
-    </w:p>
-    <w:p>
-      <w:pPr>
-        <w:pStyle w:val="11"/>
-        <w:rPr>
-          <w:rFonts w:ascii="Courier New" w:hAnsi="Courier New" w:cs="Courier New"/>
-          <w:b w:val="0"/>
-          <w:bCs/>
-          <w:sz w:val="20"/>
-          <w:szCs w:val="20"/>
-          <w:lang w:val="en-US"/>
-        </w:rPr>
-      </w:pPr>
-      <w:r>
-        <w:rPr>
-          <w:rFonts w:ascii="Courier New" w:hAnsi="Courier New" w:cs="Courier New"/>
-          <w:b w:val="0"/>
-          <w:bCs/>
-          <w:sz w:val="20"/>
-          <w:szCs w:val="20"/>
-          <w:lang w:val="en-US"/>
-        </w:rPr>
-        <w:t xml:space="preserve">                    failCount++</w:t>
+        <w:t xml:space="preserve">fun </w:t>
+      </w:r>
+      <w:proofErr w:type="spellStart"/>
+      <w:proofErr w:type="gramStart"/>
+      <w:r>
+        <w:rPr>
+          <w:rFonts w:ascii="Courier New" w:hAnsi="Courier New" w:cs="Courier New"/>
+          <w:b w:val="0"/>
+          <w:bCs/>
+          <w:sz w:val="20"/>
+          <w:szCs w:val="20"/>
+          <w:lang w:val="en-US"/>
+        </w:rPr>
+        <w:t>processTransactions</w:t>
+      </w:r>
+      <w:proofErr w:type="spellEnd"/>
+      <w:r>
+        <w:rPr>
+          <w:rFonts w:ascii="Courier New" w:hAnsi="Courier New" w:cs="Courier New"/>
+          <w:b w:val="0"/>
+          <w:bCs/>
+          <w:sz w:val="20"/>
+          <w:szCs w:val="20"/>
+          <w:lang w:val="en-US"/>
+        </w:rPr>
+        <w:t>(</w:t>
+      </w:r>
+      <w:proofErr w:type="gramEnd"/>
+      <w:r>
+        <w:rPr>
+          <w:rFonts w:ascii="Courier New" w:hAnsi="Courier New" w:cs="Courier New"/>
+          <w:b w:val="0"/>
+          <w:bCs/>
+          <w:sz w:val="20"/>
+          <w:szCs w:val="20"/>
+          <w:lang w:val="en-US"/>
+        </w:rPr>
+        <w:t xml:space="preserve">transactions: </w:t>
+      </w:r>
+      <w:proofErr w:type="spellStart"/>
+      <w:r>
+        <w:rPr>
+          <w:rFonts w:ascii="Courier New" w:hAnsi="Courier New" w:cs="Courier New"/>
+          <w:b w:val="0"/>
+          <w:bCs/>
+          <w:sz w:val="20"/>
+          <w:szCs w:val="20"/>
+          <w:lang w:val="en-US"/>
+        </w:rPr>
+        <w:t>MutableList</w:t>
+      </w:r>
+      <w:proofErr w:type="spellEnd"/>
+      <w:r>
+        <w:rPr>
+          <w:rFonts w:ascii="Courier New" w:hAnsi="Courier New" w:cs="Courier New"/>
+          <w:b w:val="0"/>
+          <w:bCs/>
+          <w:sz w:val="20"/>
+          <w:szCs w:val="20"/>
+          <w:lang w:val="en-US"/>
+        </w:rPr>
+        <w:t>&lt;Transaction&gt;) {</w:t>
+      </w:r>
+    </w:p>
+    <w:p>
+      <w:pPr>
+        <w:pStyle w:val="11"/>
+        <w:rPr>
+          <w:rFonts w:ascii="Courier New" w:hAnsi="Courier New" w:cs="Courier New"/>
+          <w:b w:val="0"/>
+          <w:bCs/>
+          <w:sz w:val="20"/>
+          <w:szCs w:val="20"/>
+          <w:lang w:val="en-US"/>
+        </w:rPr>
+      </w:pPr>
+      <w:r>
+        <w:rPr>
+          <w:rFonts w:ascii="Courier New" w:hAnsi="Courier New" w:cs="Courier New"/>
+          <w:b w:val="0"/>
+          <w:bCs/>
+          <w:sz w:val="20"/>
+          <w:szCs w:val="20"/>
+          <w:lang w:val="en-US"/>
+        </w:rPr>
+        <w:t xml:space="preserve">    var </w:t>
+      </w:r>
+      <w:proofErr w:type="spellStart"/>
+      <w:r>
+        <w:rPr>
+          <w:rFonts w:ascii="Courier New" w:hAnsi="Courier New" w:cs="Courier New"/>
+          <w:b w:val="0"/>
+          <w:bCs/>
+          <w:sz w:val="20"/>
+          <w:szCs w:val="20"/>
+          <w:lang w:val="en-US"/>
+        </w:rPr>
+        <w:t>successCount</w:t>
+      </w:r>
+      <w:proofErr w:type="spellEnd"/>
+      <w:r>
+        <w:rPr>
+          <w:rFonts w:ascii="Courier New" w:hAnsi="Courier New" w:cs="Courier New"/>
+          <w:b w:val="0"/>
+          <w:bCs/>
+          <w:sz w:val="20"/>
+          <w:szCs w:val="20"/>
+          <w:lang w:val="en-US"/>
+        </w:rPr>
+        <w:t xml:space="preserve"> = 0</w:t>
+      </w:r>
+    </w:p>
+    <w:p>
+      <w:pPr>
+        <w:pStyle w:val="11"/>
+        <w:rPr>
+          <w:rFonts w:ascii="Courier New" w:hAnsi="Courier New" w:cs="Courier New"/>
+          <w:b w:val="0"/>
+          <w:bCs/>
+          <w:sz w:val="20"/>
+          <w:szCs w:val="20"/>
+          <w:lang w:val="en-US"/>
+        </w:rPr>
+      </w:pPr>
+      <w:r>
+        <w:rPr>
+          <w:rFonts w:ascii="Courier New" w:hAnsi="Courier New" w:cs="Courier New"/>
+          <w:b w:val="0"/>
+          <w:bCs/>
+          <w:sz w:val="20"/>
+          <w:szCs w:val="20"/>
+          <w:lang w:val="en-US"/>
+        </w:rPr>
+        <w:t xml:space="preserve">    var </w:t>
+      </w:r>
+      <w:proofErr w:type="spellStart"/>
+      <w:r>
+        <w:rPr>
+          <w:rFonts w:ascii="Courier New" w:hAnsi="Courier New" w:cs="Courier New"/>
+          <w:b w:val="0"/>
+          <w:bCs/>
+          <w:sz w:val="20"/>
+          <w:szCs w:val="20"/>
+          <w:lang w:val="en-US"/>
+        </w:rPr>
+        <w:t>failCount</w:t>
+      </w:r>
+      <w:proofErr w:type="spellEnd"/>
+      <w:r>
+        <w:rPr>
+          <w:rFonts w:ascii="Courier New" w:hAnsi="Courier New" w:cs="Courier New"/>
+          <w:b w:val="0"/>
+          <w:bCs/>
+          <w:sz w:val="20"/>
+          <w:szCs w:val="20"/>
+          <w:lang w:val="en-US"/>
+        </w:rPr>
+        <w:t xml:space="preserve"> = 0</w:t>
+      </w:r>
+    </w:p>
+    <w:p>
+      <w:pPr>
+        <w:pStyle w:val="11"/>
+        <w:rPr>
+          <w:rFonts w:ascii="Courier New" w:hAnsi="Courier New" w:cs="Courier New"/>
+          <w:b w:val="0"/>
+          <w:bCs/>
+          <w:sz w:val="20"/>
+          <w:szCs w:val="20"/>
+          <w:lang w:val="en-US"/>
+        </w:rPr>
+      </w:pPr>
+      <w:r>
+        <w:rPr>
+          <w:rFonts w:ascii="Courier New" w:hAnsi="Courier New" w:cs="Courier New"/>
+          <w:b w:val="0"/>
+          <w:bCs/>
+          <w:sz w:val="20"/>
+          <w:szCs w:val="20"/>
+          <w:lang w:val="en-US"/>
+        </w:rPr>
+        <w:t xml:space="preserve">    var </w:t>
+      </w:r>
+      <w:proofErr w:type="spellStart"/>
+      <w:r>
+        <w:rPr>
+          <w:rFonts w:ascii="Courier New" w:hAnsi="Courier New" w:cs="Courier New"/>
+          <w:b w:val="0"/>
+          <w:bCs/>
+          <w:sz w:val="20"/>
+          <w:szCs w:val="20"/>
+          <w:lang w:val="en-US"/>
+        </w:rPr>
+        <w:t>totalVolume</w:t>
+      </w:r>
+      <w:proofErr w:type="spellEnd"/>
+      <w:r>
+        <w:rPr>
+          <w:rFonts w:ascii="Courier New" w:hAnsi="Courier New" w:cs="Courier New"/>
+          <w:b w:val="0"/>
+          <w:bCs/>
+          <w:sz w:val="20"/>
+          <w:szCs w:val="20"/>
+          <w:lang w:val="en-US"/>
+        </w:rPr>
+        <w:t xml:space="preserve"> = 0.0</w:t>
+      </w:r>
+    </w:p>
+    <w:p>
+      <w:pPr>
+        <w:pStyle w:val="11"/>
+        <w:rPr>
+          <w:rFonts w:ascii="Courier New" w:hAnsi="Courier New" w:cs="Courier New"/>
+          <w:b w:val="0"/>
+          <w:bCs/>
+          <w:sz w:val="20"/>
+          <w:szCs w:val="20"/>
+          <w:lang w:val="en-US"/>
+        </w:rPr>
+      </w:pPr>
+    </w:p>
+    <w:p>
+      <w:pPr>
+        <w:pStyle w:val="11"/>
+        <w:rPr>
+          <w:rFonts w:ascii="Courier New" w:hAnsi="Courier New" w:cs="Courier New"/>
+          <w:b w:val="0"/>
+          <w:bCs/>
+          <w:sz w:val="20"/>
+          <w:szCs w:val="20"/>
+          <w:lang w:val="en-US"/>
+        </w:rPr>
+      </w:pPr>
+      <w:r>
+        <w:rPr>
+          <w:rFonts w:ascii="Courier New" w:hAnsi="Courier New" w:cs="Courier New"/>
+          <w:b w:val="0"/>
+          <w:bCs/>
+          <w:sz w:val="20"/>
+          <w:szCs w:val="20"/>
+          <w:lang w:val="en-US"/>
+        </w:rPr>
+        <w:t xml:space="preserve">    for (</w:t>
+      </w:r>
+      <w:proofErr w:type="spellStart"/>
+      <w:r>
+        <w:rPr>
+          <w:rFonts w:ascii="Courier New" w:hAnsi="Courier New" w:cs="Courier New"/>
+          <w:b w:val="0"/>
+          <w:bCs/>
+          <w:sz w:val="20"/>
+          <w:szCs w:val="20"/>
+          <w:lang w:val="en-US"/>
+        </w:rPr>
+        <w:t>i</w:t>
+      </w:r>
+      <w:proofErr w:type="spellEnd"/>
+      <w:r>
+        <w:rPr>
+          <w:rFonts w:ascii="Courier New" w:hAnsi="Courier New" w:cs="Courier New"/>
+          <w:b w:val="0"/>
+          <w:bCs/>
+          <w:sz w:val="20"/>
+          <w:szCs w:val="20"/>
+          <w:lang w:val="en-US"/>
+        </w:rPr>
+        <w:t xml:space="preserve"> in 0 until </w:t>
+      </w:r>
+      <w:proofErr w:type="spellStart"/>
+      <w:proofErr w:type="gramStart"/>
+      <w:r>
+        <w:rPr>
+          <w:rFonts w:ascii="Courier New" w:hAnsi="Courier New" w:cs="Courier New"/>
+          <w:b w:val="0"/>
+          <w:bCs/>
+          <w:sz w:val="20"/>
+          <w:szCs w:val="20"/>
+          <w:lang w:val="en-US"/>
+        </w:rPr>
+        <w:t>transactions.size</w:t>
+      </w:r>
+      <w:proofErr w:type="spellEnd"/>
+      <w:proofErr w:type="gramEnd"/>
+      <w:r>
+        <w:rPr>
+          <w:rFonts w:ascii="Courier New" w:hAnsi="Courier New" w:cs="Courier New"/>
+          <w:b w:val="0"/>
+          <w:bCs/>
+          <w:sz w:val="20"/>
+          <w:szCs w:val="20"/>
+          <w:lang w:val="en-US"/>
+        </w:rPr>
+        <w:t>) {</w:t>
+      </w:r>
+    </w:p>
+    <w:p>
+      <w:pPr>
+        <w:pStyle w:val="11"/>
+        <w:rPr>
+          <w:rFonts w:ascii="Courier New" w:hAnsi="Courier New" w:cs="Courier New"/>
+          <w:b w:val="0"/>
+          <w:bCs/>
+          <w:sz w:val="20"/>
+          <w:szCs w:val="20"/>
+          <w:lang w:val="en-US"/>
+        </w:rPr>
+      </w:pPr>
+      <w:r>
+        <w:rPr>
+          <w:rFonts w:ascii="Courier New" w:hAnsi="Courier New" w:cs="Courier New"/>
+          <w:b w:val="0"/>
+          <w:bCs/>
+          <w:sz w:val="20"/>
+          <w:szCs w:val="20"/>
+          <w:lang w:val="en-US"/>
+        </w:rPr>
+        <w:t xml:space="preserve">        </w:t>
+      </w:r>
+      <w:proofErr w:type="spellStart"/>
+      <w:r>
+        <w:rPr>
+          <w:rFonts w:ascii="Courier New" w:hAnsi="Courier New" w:cs="Courier New"/>
+          <w:b w:val="0"/>
+          <w:bCs/>
+          <w:sz w:val="20"/>
+          <w:szCs w:val="20"/>
+          <w:lang w:val="en-US"/>
+        </w:rPr>
+        <w:t>val</w:t>
+      </w:r>
+      <w:proofErr w:type="spellEnd"/>
+      <w:r>
+        <w:rPr>
+          <w:rFonts w:ascii="Courier New" w:hAnsi="Courier New" w:cs="Courier New"/>
+          <w:b w:val="0"/>
+          <w:bCs/>
+          <w:sz w:val="20"/>
+          <w:szCs w:val="20"/>
+          <w:lang w:val="en-US"/>
+        </w:rPr>
+        <w:t xml:space="preserve"> t = transactions[</w:t>
+      </w:r>
+      <w:proofErr w:type="spellStart"/>
+      <w:r>
+        <w:rPr>
+          <w:rFonts w:ascii="Courier New" w:hAnsi="Courier New" w:cs="Courier New"/>
+          <w:b w:val="0"/>
+          <w:bCs/>
+          <w:sz w:val="20"/>
+          <w:szCs w:val="20"/>
+          <w:lang w:val="en-US"/>
+        </w:rPr>
+        <w:t>i</w:t>
+      </w:r>
+      <w:proofErr w:type="spellEnd"/>
+      <w:r>
+        <w:rPr>
+          <w:rFonts w:ascii="Courier New" w:hAnsi="Courier New" w:cs="Courier New"/>
+          <w:b w:val="0"/>
+          <w:bCs/>
+          <w:sz w:val="20"/>
+          <w:szCs w:val="20"/>
+          <w:lang w:val="en-US"/>
+        </w:rPr>
+        <w:t>]</w:t>
+      </w:r>
+    </w:p>
+    <w:p>
+      <w:pPr>
+        <w:pStyle w:val="11"/>
+        <w:rPr>
+          <w:rFonts w:ascii="Courier New" w:hAnsi="Courier New" w:cs="Courier New"/>
+          <w:b w:val="0"/>
+          <w:bCs/>
+          <w:sz w:val="20"/>
+          <w:szCs w:val="20"/>
+          <w:lang w:val="en-US"/>
+        </w:rPr>
+      </w:pPr>
+    </w:p>
+    <w:p>
+      <w:pPr>
+        <w:pStyle w:val="11"/>
+        <w:rPr>
+          <w:rFonts w:ascii="Courier New" w:hAnsi="Courier New" w:cs="Courier New"/>
+          <w:b w:val="0"/>
+          <w:bCs/>
+          <w:sz w:val="20"/>
+          <w:szCs w:val="20"/>
+          <w:lang w:val="en-US"/>
+        </w:rPr>
+      </w:pPr>
+      <w:r>
+        <w:rPr>
+          <w:rFonts w:ascii="Courier New" w:hAnsi="Courier New" w:cs="Courier New"/>
+          <w:b w:val="0"/>
+          <w:bCs/>
+          <w:sz w:val="20"/>
+          <w:szCs w:val="20"/>
+          <w:lang w:val="en-US"/>
+        </w:rPr>
+        <w:t xml:space="preserve">        if (</w:t>
+      </w:r>
+      <w:proofErr w:type="spellStart"/>
+      <w:proofErr w:type="gramStart"/>
+      <w:r>
+        <w:rPr>
+          <w:rFonts w:ascii="Courier New" w:hAnsi="Courier New" w:cs="Courier New"/>
+          <w:b w:val="0"/>
+          <w:bCs/>
+          <w:sz w:val="20"/>
+          <w:szCs w:val="20"/>
+          <w:lang w:val="en-US"/>
+        </w:rPr>
+        <w:t>t.status</w:t>
+      </w:r>
+      <w:proofErr w:type="spellEnd"/>
+      <w:proofErr w:type="gramEnd"/>
+      <w:r>
+        <w:rPr>
+          <w:rFonts w:ascii="Courier New" w:hAnsi="Courier New" w:cs="Courier New"/>
+          <w:b w:val="0"/>
+          <w:bCs/>
+          <w:sz w:val="20"/>
+          <w:szCs w:val="20"/>
+          <w:lang w:val="en-US"/>
+        </w:rPr>
+        <w:t xml:space="preserve"> == 0) {</w:t>
+      </w:r>
+    </w:p>
+    <w:p>
+      <w:pPr>
+        <w:pStyle w:val="11"/>
+        <w:rPr>
+          <w:rFonts w:ascii="Courier New" w:hAnsi="Courier New" w:cs="Courier New"/>
+          <w:b w:val="0"/>
+          <w:bCs/>
+          <w:sz w:val="20"/>
+          <w:szCs w:val="20"/>
+          <w:lang w:val="en-US"/>
+        </w:rPr>
+      </w:pPr>
+    </w:p>
+    <w:p>
+      <w:pPr>
+        <w:pStyle w:val="11"/>
+        <w:rPr>
+          <w:rFonts w:ascii="Courier New" w:hAnsi="Courier New" w:cs="Courier New"/>
+          <w:b w:val="0"/>
+          <w:bCs/>
+          <w:sz w:val="20"/>
+          <w:szCs w:val="20"/>
+          <w:lang w:val="en-US"/>
+        </w:rPr>
+      </w:pPr>
+      <w:r>
+        <w:rPr>
+          <w:rFonts w:ascii="Courier New" w:hAnsi="Courier New" w:cs="Courier New"/>
+          <w:b w:val="0"/>
+          <w:bCs/>
+          <w:sz w:val="20"/>
+          <w:szCs w:val="20"/>
+          <w:lang w:val="en-US"/>
+        </w:rPr>
+        <w:t xml:space="preserve">            if (</w:t>
+      </w:r>
+      <w:proofErr w:type="spellStart"/>
+      <w:proofErr w:type="gramStart"/>
+      <w:r>
+        <w:rPr>
+          <w:rFonts w:ascii="Courier New" w:hAnsi="Courier New" w:cs="Courier New"/>
+          <w:b w:val="0"/>
+          <w:bCs/>
+          <w:sz w:val="20"/>
+          <w:szCs w:val="20"/>
+          <w:lang w:val="en-US"/>
+        </w:rPr>
+        <w:t>t.amount</w:t>
+      </w:r>
+      <w:proofErr w:type="spellEnd"/>
+      <w:proofErr w:type="gramEnd"/>
+      <w:r>
+        <w:rPr>
+          <w:rFonts w:ascii="Courier New" w:hAnsi="Courier New" w:cs="Courier New"/>
+          <w:b w:val="0"/>
+          <w:bCs/>
+          <w:sz w:val="20"/>
+          <w:szCs w:val="20"/>
+          <w:lang w:val="en-US"/>
+        </w:rPr>
+        <w:t xml:space="preserve"> &lt;= 0) {</w:t>
+      </w:r>
+    </w:p>
+    <w:p>
+      <w:pPr>
+        <w:pStyle w:val="11"/>
+        <w:rPr>
+          <w:rFonts w:ascii="Courier New" w:hAnsi="Courier New" w:cs="Courier New"/>
+          <w:b w:val="0"/>
+          <w:bCs/>
+          <w:sz w:val="20"/>
+          <w:szCs w:val="20"/>
+          <w:lang w:val="en-US"/>
+        </w:rPr>
+      </w:pPr>
+      <w:r>
+        <w:rPr>
+          <w:rFonts w:ascii="Courier New" w:hAnsi="Courier New" w:cs="Courier New"/>
+          <w:b w:val="0"/>
+          <w:bCs/>
+          <w:sz w:val="20"/>
+          <w:szCs w:val="20"/>
+          <w:lang w:val="en-US"/>
+        </w:rPr>
+        <w:t xml:space="preserve">                if (</w:t>
+      </w:r>
+      <w:proofErr w:type="spellStart"/>
+      <w:proofErr w:type="gramStart"/>
+      <w:r>
+        <w:rPr>
+          <w:rFonts w:ascii="Courier New" w:hAnsi="Courier New" w:cs="Courier New"/>
+          <w:b w:val="0"/>
+          <w:bCs/>
+          <w:sz w:val="20"/>
+          <w:szCs w:val="20"/>
+          <w:lang w:val="en-US"/>
+        </w:rPr>
+        <w:t>t.type</w:t>
+      </w:r>
+      <w:proofErr w:type="spellEnd"/>
+      <w:proofErr w:type="gramEnd"/>
+      <w:r>
+        <w:rPr>
+          <w:rFonts w:ascii="Courier New" w:hAnsi="Courier New" w:cs="Courier New"/>
+          <w:b w:val="0"/>
+          <w:bCs/>
+          <w:sz w:val="20"/>
+          <w:szCs w:val="20"/>
+          <w:lang w:val="en-US"/>
+        </w:rPr>
+        <w:t xml:space="preserve"> != 4) {</w:t>
+      </w:r>
+    </w:p>
+    <w:p>
+      <w:pPr>
+        <w:pStyle w:val="11"/>
+        <w:rPr>
+          <w:rFonts w:ascii="Courier New" w:hAnsi="Courier New" w:cs="Courier New"/>
+          <w:b w:val="0"/>
+          <w:bCs/>
+          <w:sz w:val="20"/>
+          <w:szCs w:val="20"/>
+          <w:lang w:val="en-US"/>
+        </w:rPr>
+      </w:pPr>
+      <w:r>
+        <w:rPr>
+          <w:rFonts w:ascii="Courier New" w:hAnsi="Courier New" w:cs="Courier New"/>
+          <w:b w:val="0"/>
+          <w:bCs/>
+          <w:sz w:val="20"/>
+          <w:szCs w:val="20"/>
+          <w:lang w:val="en-US"/>
+        </w:rPr>
+        <w:t xml:space="preserve">                    </w:t>
+      </w:r>
+      <w:proofErr w:type="spellStart"/>
+      <w:proofErr w:type="gramStart"/>
+      <w:r>
+        <w:rPr>
+          <w:rFonts w:ascii="Courier New" w:hAnsi="Courier New" w:cs="Courier New"/>
+          <w:b w:val="0"/>
+          <w:bCs/>
+          <w:sz w:val="20"/>
+          <w:szCs w:val="20"/>
+          <w:lang w:val="en-US"/>
+        </w:rPr>
+        <w:t>t.status</w:t>
+      </w:r>
+      <w:proofErr w:type="spellEnd"/>
+      <w:proofErr w:type="gramEnd"/>
+      <w:r>
+        <w:rPr>
+          <w:rFonts w:ascii="Courier New" w:hAnsi="Courier New" w:cs="Courier New"/>
+          <w:b w:val="0"/>
+          <w:bCs/>
+          <w:sz w:val="20"/>
+          <w:szCs w:val="20"/>
+          <w:lang w:val="en-US"/>
+        </w:rPr>
+        <w:t xml:space="preserve"> = 2</w:t>
+      </w:r>
+    </w:p>
+    <w:p>
+      <w:pPr>
+        <w:pStyle w:val="11"/>
+        <w:rPr>
+          <w:rFonts w:ascii="Courier New" w:hAnsi="Courier New" w:cs="Courier New"/>
+          <w:b w:val="0"/>
+          <w:bCs/>
+          <w:sz w:val="20"/>
+          <w:szCs w:val="20"/>
+          <w:lang w:val="en-US"/>
+        </w:rPr>
+      </w:pPr>
+      <w:r>
+        <w:rPr>
+          <w:rFonts w:ascii="Courier New" w:hAnsi="Courier New" w:cs="Courier New"/>
+          <w:b w:val="0"/>
+          <w:bCs/>
+          <w:sz w:val="20"/>
+          <w:szCs w:val="20"/>
+          <w:lang w:val="en-US"/>
+        </w:rPr>
+        <w:t xml:space="preserve">                    </w:t>
+      </w:r>
+      <w:proofErr w:type="spellStart"/>
+      <w:r>
+        <w:rPr>
+          <w:rFonts w:ascii="Courier New" w:hAnsi="Courier New" w:cs="Courier New"/>
+          <w:b w:val="0"/>
+          <w:bCs/>
+          <w:sz w:val="20"/>
+          <w:szCs w:val="20"/>
+          <w:lang w:val="en-US"/>
+        </w:rPr>
+        <w:t>failCount</w:t>
+      </w:r>
+      <w:proofErr w:type="spellEnd"/>
+      <w:r>
+        <w:rPr>
+          <w:rFonts w:ascii="Courier New" w:hAnsi="Courier New" w:cs="Courier New"/>
+          <w:b w:val="0"/>
+          <w:bCs/>
+          <w:sz w:val="20"/>
+          <w:szCs w:val="20"/>
+          <w:lang w:val="en-US"/>
+        </w:rPr>
+        <w:t>++</w:t>
       </w:r>
     </w:p>
     <w:p>
@@ -1231,7 +1626,33 @@
           <w:szCs w:val="20"/>
           <w:lang w:val="en-US"/>
         </w:rPr>
-        <w:t xml:space="preserve">                    t.status = 1</w:t>
+        <w:t xml:space="preserve">                    </w:t>
+      </w:r>
+      <w:proofErr w:type="spellStart"/>
+      <w:proofErr w:type="gramStart"/>
+      <w:r>
+        <w:rPr>
+          <w:rFonts w:ascii="Courier New" w:hAnsi="Courier New" w:cs="Courier New"/>
+          <w:b w:val="0"/>
+          <w:bCs/>
+          <w:sz w:val="20"/>
+          <w:szCs w:val="20"/>
+          <w:lang w:val="en-US"/>
+        </w:rPr>
+        <w:t>t.status</w:t>
+      </w:r>
+      <w:proofErr w:type="spellEnd"/>
+      <w:proofErr w:type="gramEnd"/>
+      <w:r>
+        <w:rPr>
+          <w:rFonts w:ascii="Courier New" w:hAnsi="Courier New" w:cs="Courier New"/>
+          <w:b w:val="0"/>
+          <w:bCs/>
+          <w:sz w:val="20"/>
+          <w:szCs w:val="20"/>
+          <w:lang w:val="en-US"/>
+        </w:rPr>
+        <w:t xml:space="preserve"> = 1</w:t>
       </w:r>
     </w:p>
     <w:p>
@@ -1303,7 +1724,33 @@
           <w:szCs w:val="20"/>
           <w:lang w:val="en-US"/>
         </w:rPr>
-        <w:t xml:space="preserve">                when (t.type) {</w:t>
+        <w:t xml:space="preserve">                when (</w:t>
+      </w:r>
+      <w:proofErr w:type="spellStart"/>
+      <w:proofErr w:type="gramStart"/>
+      <w:r>
+        <w:rPr>
+          <w:rFonts w:ascii="Courier New" w:hAnsi="Courier New" w:cs="Courier New"/>
+          <w:b w:val="0"/>
+          <w:bCs/>
+          <w:sz w:val="20"/>
+          <w:szCs w:val="20"/>
+          <w:lang w:val="en-US"/>
+        </w:rPr>
+        <w:t>t.type</w:t>
+      </w:r>
+      <w:proofErr w:type="spellEnd"/>
+      <w:proofErr w:type="gramEnd"/>
+      <w:r>
+        <w:rPr>
+          <w:rFonts w:ascii="Courier New" w:hAnsi="Courier New" w:cs="Courier New"/>
+          <w:b w:val="0"/>
+          <w:bCs/>
+          <w:sz w:val="20"/>
+          <w:szCs w:val="20"/>
+          <w:lang w:val="en-US"/>
+        </w:rPr>
+        <w:t>) {</w:t>
       </w:r>
     </w:p>
     <w:p>
@@ -1351,31 +1798,96 @@
           <w:szCs w:val="20"/>
           <w:lang w:val="en-US"/>
         </w:rPr>
-        <w:t xml:space="preserve">                        totalVolume += t.amount</w:t>
-      </w:r>
-    </w:p>
-    <w:p>
-      <w:pPr>
-        <w:pStyle w:val="11"/>
-        <w:rPr>
-          <w:rFonts w:ascii="Courier New" w:hAnsi="Courier New" w:cs="Courier New"/>
-          <w:b w:val="0"/>
-          <w:bCs/>
-          <w:sz w:val="20"/>
-          <w:szCs w:val="20"/>
-          <w:lang w:val="en-US"/>
-        </w:rPr>
-      </w:pPr>
-      <w:r>
-        <w:rPr>
-          <w:rFonts w:ascii="Courier New" w:hAnsi="Courier New" w:cs="Courier New"/>
-          <w:b w:val="0"/>
-          <w:bCs/>
-          <w:sz w:val="20"/>
-          <w:szCs w:val="20"/>
-          <w:lang w:val="en-US"/>
-        </w:rPr>
-        <w:t xml:space="preserve">                        t.status = 1</w:t>
+        <w:t xml:space="preserve">                        </w:t>
+      </w:r>
+      <w:proofErr w:type="spellStart"/>
+      <w:r>
+        <w:rPr>
+          <w:rFonts w:ascii="Courier New" w:hAnsi="Courier New" w:cs="Courier New"/>
+          <w:b w:val="0"/>
+          <w:bCs/>
+          <w:sz w:val="20"/>
+          <w:szCs w:val="20"/>
+          <w:lang w:val="en-US"/>
+        </w:rPr>
+        <w:t>totalVolume</w:t>
+      </w:r>
+      <w:proofErr w:type="spellEnd"/>
+      <w:r>
+        <w:rPr>
+          <w:rFonts w:ascii="Courier New" w:hAnsi="Courier New" w:cs="Courier New"/>
+          <w:b w:val="0"/>
+          <w:bCs/>
+          <w:sz w:val="20"/>
+          <w:szCs w:val="20"/>
+          <w:lang w:val="en-US"/>
+        </w:rPr>
+        <w:t xml:space="preserve"> += </w:t>
+      </w:r>
+      <w:proofErr w:type="spellStart"/>
+      <w:proofErr w:type="gramStart"/>
+      <w:r>
+        <w:rPr>
+          <w:rFonts w:ascii="Courier New" w:hAnsi="Courier New" w:cs="Courier New"/>
+          <w:b w:val="0"/>
+          <w:bCs/>
+          <w:sz w:val="20"/>
+          <w:szCs w:val="20"/>
+          <w:lang w:val="en-US"/>
+        </w:rPr>
+        <w:t>t.amount</w:t>
+      </w:r>
+      <w:proofErr w:type="spellEnd"/>
+      <w:proofErr w:type="gramEnd"/>
+    </w:p>
+    <w:p>
+      <w:pPr>
+        <w:pStyle w:val="11"/>
+        <w:rPr>
+          <w:rFonts w:ascii="Courier New" w:hAnsi="Courier New" w:cs="Courier New"/>
+          <w:b w:val="0"/>
+          <w:bCs/>
+          <w:sz w:val="20"/>
+          <w:szCs w:val="20"/>
+          <w:lang w:val="en-US"/>
+        </w:rPr>
+      </w:pPr>
+      <w:r>
+        <w:rPr>
+          <w:rFonts w:ascii="Courier New" w:hAnsi="Courier New" w:cs="Courier New"/>
+          <w:b w:val="0"/>
+          <w:bCs/>
+          <w:sz w:val="20"/>
+          <w:szCs w:val="20"/>
+          <w:lang w:val="en-US"/>
+        </w:rPr>
+        <w:t xml:space="preserve">                        </w:t>
+      </w:r>
+      <w:proofErr w:type="spellStart"/>
+      <w:proofErr w:type="gramStart"/>
+      <w:r>
+        <w:rPr>
+          <w:rFonts w:ascii="Courier New" w:hAnsi="Courier New" w:cs="Courier New"/>
+          <w:b w:val="0"/>
+          <w:bCs/>
+          <w:sz w:val="20"/>
+          <w:szCs w:val="20"/>
+          <w:lang w:val="en-US"/>
+        </w:rPr>
+        <w:t>t.status</w:t>
+      </w:r>
+      <w:proofErr w:type="spellEnd"/>
+      <w:proofErr w:type="gramEnd"/>
+      <w:r>
+        <w:rPr>
+          <w:rFonts w:ascii="Courier New" w:hAnsi="Courier New" w:cs="Courier New"/>
+          <w:b w:val="0"/>
+          <w:bCs/>
+          <w:sz w:val="20"/>
+          <w:szCs w:val="20"/>
+          <w:lang w:val="en-US"/>
+        </w:rPr>
+        <w:t xml:space="preserve"> = 1</w:t>
       </w:r>
     </w:p>
     <w:p>
@@ -1447,55 +1959,170 @@
           <w:szCs w:val="20"/>
           <w:lang w:val="en-US"/>
         </w:rPr>
-        <w:t xml:space="preserve">                        if (totalVolume &gt;= t.amount) {</w:t>
-      </w:r>
-    </w:p>
-    <w:p>
-      <w:pPr>
-        <w:pStyle w:val="11"/>
-        <w:rPr>
-          <w:rFonts w:ascii="Courier New" w:hAnsi="Courier New" w:cs="Courier New"/>
-          <w:b w:val="0"/>
-          <w:bCs/>
-          <w:sz w:val="20"/>
-          <w:szCs w:val="20"/>
-          <w:lang w:val="en-US"/>
-        </w:rPr>
-      </w:pPr>
-      <w:r>
-        <w:rPr>
-          <w:rFonts w:ascii="Courier New" w:hAnsi="Courier New" w:cs="Courier New"/>
-          <w:b w:val="0"/>
-          <w:bCs/>
-          <w:sz w:val="20"/>
-          <w:szCs w:val="20"/>
-          <w:lang w:val="en-US"/>
-        </w:rPr>
-        <w:t xml:space="preserve">                            totalVolume -= t.amount</w:t>
-      </w:r>
-    </w:p>
-    <w:p>
-      <w:pPr>
-        <w:pStyle w:val="11"/>
-        <w:rPr>
-          <w:rFonts w:ascii="Courier New" w:hAnsi="Courier New" w:cs="Courier New"/>
-          <w:b w:val="0"/>
-          <w:bCs/>
-          <w:sz w:val="20"/>
-          <w:szCs w:val="20"/>
-          <w:lang w:val="en-US"/>
-        </w:rPr>
-      </w:pPr>
-      <w:r>
-        <w:rPr>
-          <w:rFonts w:ascii="Courier New" w:hAnsi="Courier New" w:cs="Courier New"/>
-          <w:b w:val="0"/>
-          <w:bCs/>
-          <w:sz w:val="20"/>
-          <w:szCs w:val="20"/>
-          <w:lang w:val="en-US"/>
-        </w:rPr>
-        <w:t xml:space="preserve">                            t.status = 1</w:t>
+        <w:t xml:space="preserve">                        if (</w:t>
+      </w:r>
+      <w:proofErr w:type="spellStart"/>
+      <w:r>
+        <w:rPr>
+          <w:rFonts w:ascii="Courier New" w:hAnsi="Courier New" w:cs="Courier New"/>
+          <w:b w:val="0"/>
+          <w:bCs/>
+          <w:sz w:val="20"/>
+          <w:szCs w:val="20"/>
+          <w:lang w:val="en-US"/>
+        </w:rPr>
+        <w:t>totalVolume</w:t>
+      </w:r>
+      <w:proofErr w:type="spellEnd"/>
+      <w:r>
+        <w:rPr>
+          <w:rFonts w:ascii="Courier New" w:hAnsi="Courier New" w:cs="Courier New"/>
+          <w:b w:val="0"/>
+          <w:bCs/>
+          <w:sz w:val="20"/>
+          <w:szCs w:val="20"/>
+          <w:lang w:val="en-US"/>
+        </w:rPr>
+        <w:t xml:space="preserve"> &gt;= </w:t>
+      </w:r>
+      <w:proofErr w:type="spellStart"/>
+      <w:proofErr w:type="gramStart"/>
+      <w:r>
+        <w:rPr>
+          <w:rFonts w:ascii="Courier New" w:hAnsi="Courier New" w:cs="Courier New"/>
+          <w:b w:val="0"/>
+          <w:bCs/>
+          <w:sz w:val="20"/>
+          <w:szCs w:val="20"/>
+          <w:lang w:val="en-US"/>
+        </w:rPr>
+        <w:t>t.amount</w:t>
+      </w:r>
+      <w:proofErr w:type="spellEnd"/>
+      <w:proofErr w:type="gramEnd"/>
+      <w:r>
+        <w:rPr>
+          <w:rFonts w:ascii="Courier New" w:hAnsi="Courier New" w:cs="Courier New"/>
+          <w:b w:val="0"/>
+          <w:bCs/>
+          <w:sz w:val="20"/>
+          <w:szCs w:val="20"/>
+          <w:lang w:val="en-US"/>
+        </w:rPr>
+        <w:t>) {</w:t>
+      </w:r>
+    </w:p>
+    <w:p>
+      <w:pPr>
+        <w:pStyle w:val="11"/>
+        <w:rPr>
+          <w:rFonts w:ascii="Courier New" w:hAnsi="Courier New" w:cs="Courier New"/>
+          <w:b w:val="0"/>
+          <w:bCs/>
+          <w:sz w:val="20"/>
+          <w:szCs w:val="20"/>
+          <w:lang w:val="en-US"/>
+        </w:rPr>
+      </w:pPr>
+      <w:r>
+        <w:rPr>
+          <w:rFonts w:ascii="Courier New" w:hAnsi="Courier New" w:cs="Courier New"/>
+          <w:b w:val="0"/>
+          <w:bCs/>
+          <w:sz w:val="20"/>
+          <w:szCs w:val="20"/>
+          <w:lang w:val="en-US"/>
+        </w:rPr>
+        <w:t xml:space="preserve">                            </w:t>
+      </w:r>
+      <w:proofErr w:type="spellStart"/>
+      <w:r>
+        <w:rPr>
+          <w:rFonts w:ascii="Courier New" w:hAnsi="Courier New" w:cs="Courier New"/>
+          <w:b w:val="0"/>
+          <w:bCs/>
+          <w:sz w:val="20"/>
+          <w:szCs w:val="20"/>
+          <w:lang w:val="en-US"/>
+        </w:rPr>
+        <w:t>totalVolume</w:t>
+      </w:r>
+      <w:proofErr w:type="spellEnd"/>
+      <w:r>
+        <w:rPr>
+          <w:rFonts w:ascii="Courier New" w:hAnsi="Courier New" w:cs="Courier New"/>
+          <w:b w:val="0"/>
+          <w:bCs/>
+          <w:sz w:val="20"/>
+          <w:szCs w:val="20"/>
+          <w:lang w:val="en-US"/>
+        </w:rPr>
+        <w:t xml:space="preserve"> -= </w:t>
+      </w:r>
+      <w:proofErr w:type="spellStart"/>
+      <w:proofErr w:type="gramStart"/>
+      <w:r>
+        <w:rPr>
+          <w:rFonts w:ascii="Courier New" w:hAnsi="Courier New" w:cs="Courier New"/>
+          <w:b w:val="0"/>
+          <w:bCs/>
+          <w:sz w:val="20"/>
+          <w:szCs w:val="20"/>
+          <w:lang w:val="en-US"/>
+        </w:rPr>
+        <w:t>t.amount</w:t>
+      </w:r>
+      <w:proofErr w:type="spellEnd"/>
+      <w:proofErr w:type="gramEnd"/>
+    </w:p>
+    <w:p>
+      <w:pPr>
+        <w:pStyle w:val="11"/>
+        <w:rPr>
+          <w:rFonts w:ascii="Courier New" w:hAnsi="Courier New" w:cs="Courier New"/>
+          <w:b w:val="0"/>
+          <w:bCs/>
+          <w:sz w:val="20"/>
+          <w:szCs w:val="20"/>
+          <w:lang w:val="en-US"/>
+        </w:rPr>
+      </w:pPr>
+      <w:r>
+        <w:rPr>
+          <w:rFonts w:ascii="Courier New" w:hAnsi="Courier New" w:cs="Courier New"/>
+          <w:b w:val="0"/>
+          <w:bCs/>
+          <w:sz w:val="20"/>
+          <w:szCs w:val="20"/>
+          <w:lang w:val="en-US"/>
+        </w:rPr>
+        <w:t xml:space="preserve">                            </w:t>
+      </w:r>
+      <w:proofErr w:type="spellStart"/>
+      <w:proofErr w:type="gramStart"/>
+      <w:r>
+        <w:rPr>
+          <w:rFonts w:ascii="Courier New" w:hAnsi="Courier New" w:cs="Courier New"/>
+          <w:b w:val="0"/>
+          <w:bCs/>
+          <w:sz w:val="20"/>
+          <w:szCs w:val="20"/>
+          <w:lang w:val="en-US"/>
+        </w:rPr>
+        <w:t>t.status</w:t>
+      </w:r>
+      <w:proofErr w:type="spellEnd"/>
+      <w:proofErr w:type="gramEnd"/>
+      <w:r>
+        <w:rPr>
+          <w:rFonts w:ascii="Courier New" w:hAnsi="Courier New" w:cs="Courier New"/>
+          <w:b w:val="0"/>
+          <w:bCs/>
+          <w:sz w:val="20"/>
+          <w:szCs w:val="20"/>
+          <w:lang w:val="en-US"/>
+        </w:rPr>
+        <w:t xml:space="preserve"> = 1</w:t>
       </w:r>
     </w:p>
     <w:p>
@@ -1543,7 +2170,33 @@
           <w:szCs w:val="20"/>
           <w:lang w:val="en-US"/>
         </w:rPr>
-        <w:t xml:space="preserve">                            t.status = 2</w:t>
+        <w:t xml:space="preserve">                            </w:t>
+      </w:r>
+      <w:proofErr w:type="spellStart"/>
+      <w:proofErr w:type="gramStart"/>
+      <w:r>
+        <w:rPr>
+          <w:rFonts w:ascii="Courier New" w:hAnsi="Courier New" w:cs="Courier New"/>
+          <w:b w:val="0"/>
+          <w:bCs/>
+          <w:sz w:val="20"/>
+          <w:szCs w:val="20"/>
+          <w:lang w:val="en-US"/>
+        </w:rPr>
+        <w:t>t.status</w:t>
+      </w:r>
+      <w:proofErr w:type="spellEnd"/>
+      <w:proofErr w:type="gramEnd"/>
+      <w:r>
+        <w:rPr>
+          <w:rFonts w:ascii="Courier New" w:hAnsi="Courier New" w:cs="Courier New"/>
+          <w:b w:val="0"/>
+          <w:bCs/>
+          <w:sz w:val="20"/>
+          <w:szCs w:val="20"/>
+          <w:lang w:val="en-US"/>
+        </w:rPr>
+        <w:t xml:space="preserve"> = 2</w:t>
       </w:r>
     </w:p>
     <w:p>
@@ -1639,31 +2292,107 @@
           <w:szCs w:val="20"/>
           <w:lang w:val="en-US"/>
         </w:rPr>
-        <w:t xml:space="preserve">                        totalVolume -= (t.amount + 1.5)</w:t>
-      </w:r>
-    </w:p>
-    <w:p>
-      <w:pPr>
-        <w:pStyle w:val="11"/>
-        <w:rPr>
-          <w:rFonts w:ascii="Courier New" w:hAnsi="Courier New" w:cs="Courier New"/>
-          <w:b w:val="0"/>
-          <w:bCs/>
-          <w:sz w:val="20"/>
-          <w:szCs w:val="20"/>
-          <w:lang w:val="en-US"/>
-        </w:rPr>
-      </w:pPr>
-      <w:r>
-        <w:rPr>
-          <w:rFonts w:ascii="Courier New" w:hAnsi="Courier New" w:cs="Courier New"/>
-          <w:b w:val="0"/>
-          <w:bCs/>
-          <w:sz w:val="20"/>
-          <w:szCs w:val="20"/>
-          <w:lang w:val="en-US"/>
-        </w:rPr>
-        <w:t xml:space="preserve">                        t.status = 1</w:t>
+        <w:t xml:space="preserve">                        </w:t>
+      </w:r>
+      <w:proofErr w:type="spellStart"/>
+      <w:r>
+        <w:rPr>
+          <w:rFonts w:ascii="Courier New" w:hAnsi="Courier New" w:cs="Courier New"/>
+          <w:b w:val="0"/>
+          <w:bCs/>
+          <w:sz w:val="20"/>
+          <w:szCs w:val="20"/>
+          <w:lang w:val="en-US"/>
+        </w:rPr>
+        <w:t>totalVolume</w:t>
+      </w:r>
+      <w:proofErr w:type="spellEnd"/>
+      <w:r>
+        <w:rPr>
+          <w:rFonts w:ascii="Courier New" w:hAnsi="Courier New" w:cs="Courier New"/>
+          <w:b w:val="0"/>
+          <w:bCs/>
+          <w:sz w:val="20"/>
+          <w:szCs w:val="20"/>
+          <w:lang w:val="en-US"/>
+        </w:rPr>
+        <w:t xml:space="preserve"> -= (</w:t>
+      </w:r>
+      <w:proofErr w:type="spellStart"/>
+      <w:proofErr w:type="gramStart"/>
+      <w:r>
+        <w:rPr>
+          <w:rFonts w:ascii="Courier New" w:hAnsi="Courier New" w:cs="Courier New"/>
+          <w:b w:val="0"/>
+          <w:bCs/>
+          <w:sz w:val="20"/>
+          <w:szCs w:val="20"/>
+          <w:lang w:val="en-US"/>
+        </w:rPr>
+        <w:t>t.amount</w:t>
+      </w:r>
+      <w:proofErr w:type="spellEnd"/>
+      <w:proofErr w:type="gramEnd"/>
+      <w:r>
+        <w:rPr>
+          <w:rFonts w:ascii="Courier New" w:hAnsi="Courier New" w:cs="Courier New"/>
+          <w:b w:val="0"/>
+          <w:bCs/>
+          <w:sz w:val="20"/>
+          <w:szCs w:val="20"/>
+          <w:lang w:val="en-US"/>
+        </w:rPr>
+        <w:t xml:space="preserve"> + 1.5)</w:t>
+      </w:r>
+    </w:p>
+    <w:p>
+      <w:pPr>
+        <w:pStyle w:val="11"/>
+        <w:rPr>
+          <w:rFonts w:ascii="Courier New" w:hAnsi="Courier New" w:cs="Courier New"/>
+          <w:b w:val="0"/>
+          <w:bCs/>
+          <w:sz w:val="20"/>
+          <w:szCs w:val="20"/>
+          <w:lang w:val="en-US"/>
+        </w:rPr>
+      </w:pPr>
+      <w:r>
+        <w:rPr>
+          <w:rFonts w:ascii="Courier New" w:hAnsi="Courier New" w:cs="Courier New"/>
+          <w:b w:val="0"/>
+          <w:bCs/>
+          <w:sz w:val="20"/>
+          <w:szCs w:val="20"/>
+          <w:lang w:val="en-US"/>
+        </w:rPr>
+        <w:t xml:space="preserve">                        </w:t>
+      </w:r>
+      <w:proofErr w:type="spellStart"/>
+      <w:proofErr w:type="gramStart"/>
+      <w:r>
+        <w:rPr>
+          <w:rFonts w:ascii="Courier New" w:hAnsi="Courier New" w:cs="Courier New"/>
+          <w:b w:val="0"/>
+          <w:bCs/>
+          <w:sz w:val="20"/>
+          <w:szCs w:val="20"/>
+          <w:lang w:val="en-US"/>
+        </w:rPr>
+        <w:t>t.status</w:t>
+      </w:r>
+      <w:proofErr w:type="spellEnd"/>
+      <w:proofErr w:type="gramEnd"/>
+      <w:r>
+        <w:rPr>
+          <w:rFonts w:ascii="Courier New" w:hAnsi="Courier New" w:cs="Courier New"/>
+          <w:b w:val="0"/>
+          <w:bCs/>
+          <w:sz w:val="20"/>
+          <w:szCs w:val="20"/>
+          <w:lang w:val="en-US"/>
+        </w:rPr>
+        <w:t xml:space="preserve"> = 1</w:t>
       </w:r>
     </w:p>
     <w:p>
@@ -1735,31 +2464,96 @@
           <w:szCs w:val="20"/>
           <w:lang w:val="en-US"/>
         </w:rPr>
-        <w:t xml:space="preserve">                        totalVolume += t.amount</w:t>
-      </w:r>
-    </w:p>
-    <w:p>
-      <w:pPr>
-        <w:pStyle w:val="11"/>
-        <w:rPr>
-          <w:rFonts w:ascii="Courier New" w:hAnsi="Courier New" w:cs="Courier New"/>
-          <w:b w:val="0"/>
-          <w:bCs/>
-          <w:sz w:val="20"/>
-          <w:szCs w:val="20"/>
-          <w:lang w:val="en-US"/>
-        </w:rPr>
-      </w:pPr>
-      <w:r>
-        <w:rPr>
-          <w:rFonts w:ascii="Courier New" w:hAnsi="Courier New" w:cs="Courier New"/>
-          <w:b w:val="0"/>
-          <w:bCs/>
-          <w:sz w:val="20"/>
-          <w:szCs w:val="20"/>
-          <w:lang w:val="en-US"/>
-        </w:rPr>
-        <w:t xml:space="preserve">                        t.status = 1</w:t>
+        <w:t xml:space="preserve">                        </w:t>
+      </w:r>
+      <w:proofErr w:type="spellStart"/>
+      <w:r>
+        <w:rPr>
+          <w:rFonts w:ascii="Courier New" w:hAnsi="Courier New" w:cs="Courier New"/>
+          <w:b w:val="0"/>
+          <w:bCs/>
+          <w:sz w:val="20"/>
+          <w:szCs w:val="20"/>
+          <w:lang w:val="en-US"/>
+        </w:rPr>
+        <w:t>totalVolume</w:t>
+      </w:r>
+      <w:proofErr w:type="spellEnd"/>
+      <w:r>
+        <w:rPr>
+          <w:rFonts w:ascii="Courier New" w:hAnsi="Courier New" w:cs="Courier New"/>
+          <w:b w:val="0"/>
+          <w:bCs/>
+          <w:sz w:val="20"/>
+          <w:szCs w:val="20"/>
+          <w:lang w:val="en-US"/>
+        </w:rPr>
+        <w:t xml:space="preserve"> += </w:t>
+      </w:r>
+      <w:proofErr w:type="spellStart"/>
+      <w:proofErr w:type="gramStart"/>
+      <w:r>
+        <w:rPr>
+          <w:rFonts w:ascii="Courier New" w:hAnsi="Courier New" w:cs="Courier New"/>
+          <w:b w:val="0"/>
+          <w:bCs/>
+          <w:sz w:val="20"/>
+          <w:szCs w:val="20"/>
+          <w:lang w:val="en-US"/>
+        </w:rPr>
+        <w:t>t.amount</w:t>
+      </w:r>
+      <w:proofErr w:type="spellEnd"/>
+      <w:proofErr w:type="gramEnd"/>
+    </w:p>
+    <w:p>
+      <w:pPr>
+        <w:pStyle w:val="11"/>
+        <w:rPr>
+          <w:rFonts w:ascii="Courier New" w:hAnsi="Courier New" w:cs="Courier New"/>
+          <w:b w:val="0"/>
+          <w:bCs/>
+          <w:sz w:val="20"/>
+          <w:szCs w:val="20"/>
+          <w:lang w:val="en-US"/>
+        </w:rPr>
+      </w:pPr>
+      <w:r>
+        <w:rPr>
+          <w:rFonts w:ascii="Courier New" w:hAnsi="Courier New" w:cs="Courier New"/>
+          <w:b w:val="0"/>
+          <w:bCs/>
+          <w:sz w:val="20"/>
+          <w:szCs w:val="20"/>
+          <w:lang w:val="en-US"/>
+        </w:rPr>
+        <w:t xml:space="preserve">                        </w:t>
+      </w:r>
+      <w:proofErr w:type="spellStart"/>
+      <w:proofErr w:type="gramStart"/>
+      <w:r>
+        <w:rPr>
+          <w:rFonts w:ascii="Courier New" w:hAnsi="Courier New" w:cs="Courier New"/>
+          <w:b w:val="0"/>
+          <w:bCs/>
+          <w:sz w:val="20"/>
+          <w:szCs w:val="20"/>
+          <w:lang w:val="en-US"/>
+        </w:rPr>
+        <w:t>t.status</w:t>
+      </w:r>
+      <w:proofErr w:type="spellEnd"/>
+      <w:proofErr w:type="gramEnd"/>
+      <w:r>
+        <w:rPr>
+          <w:rFonts w:ascii="Courier New" w:hAnsi="Courier New" w:cs="Courier New"/>
+          <w:b w:val="0"/>
+          <w:bCs/>
+          <w:sz w:val="20"/>
+          <w:szCs w:val="20"/>
+          <w:lang w:val="en-US"/>
+        </w:rPr>
+        <w:t xml:space="preserve"> = 1</w:t>
       </w:r>
     </w:p>
     <w:p>
@@ -1831,7 +2625,33 @@
           <w:szCs w:val="20"/>
           <w:lang w:val="en-US"/>
         </w:rPr>
-        <w:t xml:space="preserve">                        t.status = 2</w:t>
+        <w:t xml:space="preserve">                        </w:t>
+      </w:r>
+      <w:proofErr w:type="spellStart"/>
+      <w:proofErr w:type="gramStart"/>
+      <w:r>
+        <w:rPr>
+          <w:rFonts w:ascii="Courier New" w:hAnsi="Courier New" w:cs="Courier New"/>
+          <w:b w:val="0"/>
+          <w:bCs/>
+          <w:sz w:val="20"/>
+          <w:szCs w:val="20"/>
+          <w:lang w:val="en-US"/>
+        </w:rPr>
+        <w:t>t.status</w:t>
+      </w:r>
+      <w:proofErr w:type="spellEnd"/>
+      <w:proofErr w:type="gramEnd"/>
+      <w:r>
+        <w:rPr>
+          <w:rFonts w:ascii="Courier New" w:hAnsi="Courier New" w:cs="Courier New"/>
+          <w:b w:val="0"/>
+          <w:bCs/>
+          <w:sz w:val="20"/>
+          <w:szCs w:val="20"/>
+          <w:lang w:val="en-US"/>
+        </w:rPr>
+        <w:t xml:space="preserve"> = 2</w:t>
       </w:r>
     </w:p>
     <w:p>
@@ -1927,31 +2747,81 @@
           <w:szCs w:val="20"/>
           <w:lang w:val="en-US"/>
         </w:rPr>
-        <w:t xml:space="preserve">        } else if (t.status == 1) {</w:t>
-      </w:r>
-    </w:p>
-    <w:p>
-      <w:pPr>
-        <w:pStyle w:val="11"/>
-        <w:rPr>
-          <w:rFonts w:ascii="Courier New" w:hAnsi="Courier New" w:cs="Courier New"/>
-          <w:b w:val="0"/>
-          <w:bCs/>
-          <w:sz w:val="20"/>
-          <w:szCs w:val="20"/>
-          <w:lang w:val="en-US"/>
-        </w:rPr>
-      </w:pPr>
-      <w:r>
-        <w:rPr>
-          <w:rFonts w:ascii="Courier New" w:hAnsi="Courier New" w:cs="Courier New"/>
-          <w:b w:val="0"/>
-          <w:bCs/>
-          <w:sz w:val="20"/>
-          <w:szCs w:val="20"/>
-          <w:lang w:val="en-US"/>
-        </w:rPr>
-        <w:t xml:space="preserve">            successCount++</w:t>
+        <w:t xml:space="preserve">        } else if (</w:t>
+      </w:r>
+      <w:proofErr w:type="spellStart"/>
+      <w:proofErr w:type="gramStart"/>
+      <w:r>
+        <w:rPr>
+          <w:rFonts w:ascii="Courier New" w:hAnsi="Courier New" w:cs="Courier New"/>
+          <w:b w:val="0"/>
+          <w:bCs/>
+          <w:sz w:val="20"/>
+          <w:szCs w:val="20"/>
+          <w:lang w:val="en-US"/>
+        </w:rPr>
+        <w:t>t.status</w:t>
+      </w:r>
+      <w:proofErr w:type="spellEnd"/>
+      <w:proofErr w:type="gramEnd"/>
+      <w:r>
+        <w:rPr>
+          <w:rFonts w:ascii="Courier New" w:hAnsi="Courier New" w:cs="Courier New"/>
+          <w:b w:val="0"/>
+          <w:bCs/>
+          <w:sz w:val="20"/>
+          <w:szCs w:val="20"/>
+          <w:lang w:val="en-US"/>
+        </w:rPr>
+        <w:t xml:space="preserve"> == 1) {</w:t>
+      </w:r>
+    </w:p>
+    <w:p>
+      <w:pPr>
+        <w:pStyle w:val="11"/>
+        <w:rPr>
+          <w:rFonts w:ascii="Courier New" w:hAnsi="Courier New" w:cs="Courier New"/>
+          <w:b w:val="0"/>
+          <w:bCs/>
+          <w:sz w:val="20"/>
+          <w:szCs w:val="20"/>
+          <w:lang w:val="en-US"/>
+        </w:rPr>
+      </w:pPr>
+      <w:r>
+        <w:rPr>
+          <w:rFonts w:ascii="Courier New" w:hAnsi="Courier New" w:cs="Courier New"/>
+          <w:b w:val="0"/>
+          <w:bCs/>
+          <w:sz w:val="20"/>
+          <w:szCs w:val="20"/>
+          <w:lang w:val="en-US"/>
+        </w:rPr>
+        <w:t xml:space="preserve">            </w:t>
+      </w:r>
+      <w:proofErr w:type="spellStart"/>
+      <w:r>
+        <w:rPr>
+          <w:rFonts w:ascii="Courier New" w:hAnsi="Courier New" w:cs="Courier New"/>
+          <w:b w:val="0"/>
+          <w:bCs/>
+          <w:sz w:val="20"/>
+          <w:szCs w:val="20"/>
+          <w:lang w:val="en-US"/>
+        </w:rPr>
+        <w:t>successCount</w:t>
+      </w:r>
+      <w:proofErr w:type="spellEnd"/>
+      <w:r>
+        <w:rPr>
+          <w:rFonts w:ascii="Courier New" w:hAnsi="Courier New" w:cs="Courier New"/>
+          <w:b w:val="0"/>
+          <w:bCs/>
+          <w:sz w:val="20"/>
+          <w:szCs w:val="20"/>
+          <w:lang w:val="en-US"/>
+        </w:rPr>
+        <w:t>++</w:t>
       </w:r>
     </w:p>
     <w:p>
@@ -1999,7 +2869,31 @@
           <w:szCs w:val="20"/>
           <w:lang w:val="en-US"/>
         </w:rPr>
-        <w:t xml:space="preserve">            failCount++</w:t>
+        <w:t xml:space="preserve">            </w:t>
+      </w:r>
+      <w:proofErr w:type="spellStart"/>
+      <w:r>
+        <w:rPr>
+          <w:rFonts w:ascii="Courier New" w:hAnsi="Courier New" w:cs="Courier New"/>
+          <w:b w:val="0"/>
+          <w:bCs/>
+          <w:sz w:val="20"/>
+          <w:szCs w:val="20"/>
+          <w:lang w:val="en-US"/>
+        </w:rPr>
+        <w:t>failCount</w:t>
+      </w:r>
+      <w:proofErr w:type="spellEnd"/>
+      <w:r>
+        <w:rPr>
+          <w:rFonts w:ascii="Courier New" w:hAnsi="Courier New" w:cs="Courier New"/>
+          <w:b w:val="0"/>
+          <w:bCs/>
+          <w:sz w:val="20"/>
+          <w:szCs w:val="20"/>
+          <w:lang w:val="en-US"/>
+        </w:rPr>
+        <w:t>++</w:t>
       </w:r>
     </w:p>
     <w:p>
@@ -2133,31 +3027,79 @@
           <w:szCs w:val="20"/>
           <w:lang w:val="en-US"/>
         </w:rPr>
-        <w:t xml:space="preserve">        if (totalVolume &lt; 0) {</w:t>
-      </w:r>
-    </w:p>
-    <w:p>
-      <w:pPr>
-        <w:pStyle w:val="11"/>
-        <w:rPr>
-          <w:rFonts w:ascii="Courier New" w:hAnsi="Courier New" w:cs="Courier New"/>
-          <w:b w:val="0"/>
-          <w:bCs/>
-          <w:sz w:val="20"/>
-          <w:szCs w:val="20"/>
-          <w:lang w:val="en-US"/>
-        </w:rPr>
-      </w:pPr>
-      <w:r>
-        <w:rPr>
-          <w:rFonts w:ascii="Courier New" w:hAnsi="Courier New" w:cs="Courier New"/>
-          <w:b w:val="0"/>
-          <w:bCs/>
-          <w:sz w:val="20"/>
-          <w:szCs w:val="20"/>
-          <w:lang w:val="en-US"/>
-        </w:rPr>
-        <w:t xml:space="preserve">            totalVolume += 10.0</w:t>
+        <w:t xml:space="preserve">        if (</w:t>
+      </w:r>
+      <w:proofErr w:type="spellStart"/>
+      <w:r>
+        <w:rPr>
+          <w:rFonts w:ascii="Courier New" w:hAnsi="Courier New" w:cs="Courier New"/>
+          <w:b w:val="0"/>
+          <w:bCs/>
+          <w:sz w:val="20"/>
+          <w:szCs w:val="20"/>
+          <w:lang w:val="en-US"/>
+        </w:rPr>
+        <w:t>totalVolume</w:t>
+      </w:r>
+      <w:proofErr w:type="spellEnd"/>
+      <w:r>
+        <w:rPr>
+          <w:rFonts w:ascii="Courier New" w:hAnsi="Courier New" w:cs="Courier New"/>
+          <w:b w:val="0"/>
+          <w:bCs/>
+          <w:sz w:val="20"/>
+          <w:szCs w:val="20"/>
+          <w:lang w:val="en-US"/>
+        </w:rPr>
+        <w:t xml:space="preserve"> &lt; 0) {</w:t>
+      </w:r>
+    </w:p>
+    <w:p>
+      <w:pPr>
+        <w:pStyle w:val="11"/>
+        <w:rPr>
+          <w:rFonts w:ascii="Courier New" w:hAnsi="Courier New" w:cs="Courier New"/>
+          <w:b w:val="0"/>
+          <w:bCs/>
+          <w:sz w:val="20"/>
+          <w:szCs w:val="20"/>
+          <w:lang w:val="en-US"/>
+        </w:rPr>
+      </w:pPr>
+      <w:r>
+        <w:rPr>
+          <w:rFonts w:ascii="Courier New" w:hAnsi="Courier New" w:cs="Courier New"/>
+          <w:b w:val="0"/>
+          <w:bCs/>
+          <w:sz w:val="20"/>
+          <w:szCs w:val="20"/>
+          <w:lang w:val="en-US"/>
+        </w:rPr>
+        <w:t xml:space="preserve">            </w:t>
+      </w:r>
+      <w:proofErr w:type="spellStart"/>
+      <w:r>
+        <w:rPr>
+          <w:rFonts w:ascii="Courier New" w:hAnsi="Courier New" w:cs="Courier New"/>
+          <w:b w:val="0"/>
+          <w:bCs/>
+          <w:sz w:val="20"/>
+          <w:szCs w:val="20"/>
+          <w:lang w:val="en-US"/>
+        </w:rPr>
+        <w:t>totalVolume</w:t>
+      </w:r>
+      <w:proofErr w:type="spellEnd"/>
+      <w:r>
+        <w:rPr>
+          <w:rFonts w:ascii="Courier New" w:hAnsi="Courier New" w:cs="Courier New"/>
+          <w:b w:val="0"/>
+          <w:bCs/>
+          <w:sz w:val="20"/>
+          <w:szCs w:val="20"/>
+          <w:lang w:val="en-US"/>
+        </w:rPr>
+        <w:t xml:space="preserve"> += 10.0</w:t>
       </w:r>
     </w:p>
     <w:p>
@@ -2314,7 +3256,31 @@
           <w:szCs w:val="20"/>
           <w:lang w:val="en-US"/>
         </w:rPr>
-        <w:t xml:space="preserve">    var syncAttempts = 0</w:t>
+        <w:t xml:space="preserve">    var </w:t>
+      </w:r>
+      <w:proofErr w:type="spellStart"/>
+      <w:r>
+        <w:rPr>
+          <w:rFonts w:ascii="Courier New" w:hAnsi="Courier New" w:cs="Courier New"/>
+          <w:b w:val="0"/>
+          <w:bCs/>
+          <w:sz w:val="20"/>
+          <w:szCs w:val="20"/>
+          <w:lang w:val="en-US"/>
+        </w:rPr>
+        <w:t>syncAttempts</w:t>
+      </w:r>
+      <w:proofErr w:type="spellEnd"/>
+      <w:r>
+        <w:rPr>
+          <w:rFonts w:ascii="Courier New" w:hAnsi="Courier New" w:cs="Courier New"/>
+          <w:b w:val="0"/>
+          <w:bCs/>
+          <w:sz w:val="20"/>
+          <w:szCs w:val="20"/>
+          <w:lang w:val="en-US"/>
+        </w:rPr>
+        <w:t xml:space="preserve"> = 0</w:t>
       </w:r>
     </w:p>
     <w:p>
@@ -2362,31 +3328,79 @@
           <w:szCs w:val="20"/>
           <w:lang w:val="en-US"/>
         </w:rPr>
-        <w:t xml:space="preserve">        syncAttempts++</w:t>
-      </w:r>
-    </w:p>
-    <w:p>
-      <w:pPr>
-        <w:pStyle w:val="11"/>
-        <w:rPr>
-          <w:rFonts w:ascii="Courier New" w:hAnsi="Courier New" w:cs="Courier New"/>
-          <w:b w:val="0"/>
-          <w:bCs/>
-          <w:sz w:val="20"/>
-          <w:szCs w:val="20"/>
-          <w:lang w:val="en-US"/>
-        </w:rPr>
-      </w:pPr>
-      <w:r>
-        <w:rPr>
-          <w:rFonts w:ascii="Courier New" w:hAnsi="Courier New" w:cs="Courier New"/>
-          <w:b w:val="0"/>
-          <w:bCs/>
-          <w:sz w:val="20"/>
-          <w:szCs w:val="20"/>
-          <w:lang w:val="en-US"/>
-        </w:rPr>
-        <w:t xml:space="preserve">        if (syncAttempts == 2) {</w:t>
+        <w:t xml:space="preserve">        </w:t>
+      </w:r>
+      <w:proofErr w:type="spellStart"/>
+      <w:r>
+        <w:rPr>
+          <w:rFonts w:ascii="Courier New" w:hAnsi="Courier New" w:cs="Courier New"/>
+          <w:b w:val="0"/>
+          <w:bCs/>
+          <w:sz w:val="20"/>
+          <w:szCs w:val="20"/>
+          <w:lang w:val="en-US"/>
+        </w:rPr>
+        <w:t>syncAttempts</w:t>
+      </w:r>
+      <w:proofErr w:type="spellEnd"/>
+      <w:r>
+        <w:rPr>
+          <w:rFonts w:ascii="Courier New" w:hAnsi="Courier New" w:cs="Courier New"/>
+          <w:b w:val="0"/>
+          <w:bCs/>
+          <w:sz w:val="20"/>
+          <w:szCs w:val="20"/>
+          <w:lang w:val="en-US"/>
+        </w:rPr>
+        <w:t>++</w:t>
+      </w:r>
+    </w:p>
+    <w:p>
+      <w:pPr>
+        <w:pStyle w:val="11"/>
+        <w:rPr>
+          <w:rFonts w:ascii="Courier New" w:hAnsi="Courier New" w:cs="Courier New"/>
+          <w:b w:val="0"/>
+          <w:bCs/>
+          <w:sz w:val="20"/>
+          <w:szCs w:val="20"/>
+          <w:lang w:val="en-US"/>
+        </w:rPr>
+      </w:pPr>
+      <w:r>
+        <w:rPr>
+          <w:rFonts w:ascii="Courier New" w:hAnsi="Courier New" w:cs="Courier New"/>
+          <w:b w:val="0"/>
+          <w:bCs/>
+          <w:sz w:val="20"/>
+          <w:szCs w:val="20"/>
+          <w:lang w:val="en-US"/>
+        </w:rPr>
+        <w:t xml:space="preserve">        if (</w:t>
+      </w:r>
+      <w:proofErr w:type="spellStart"/>
+      <w:r>
+        <w:rPr>
+          <w:rFonts w:ascii="Courier New" w:hAnsi="Courier New" w:cs="Courier New"/>
+          <w:b w:val="0"/>
+          <w:bCs/>
+          <w:sz w:val="20"/>
+          <w:szCs w:val="20"/>
+          <w:lang w:val="en-US"/>
+        </w:rPr>
+        <w:t>syncAttempts</w:t>
+      </w:r>
+      <w:proofErr w:type="spellEnd"/>
+      <w:r>
+        <w:rPr>
+          <w:rFonts w:ascii="Courier New" w:hAnsi="Courier New" w:cs="Courier New"/>
+          <w:b w:val="0"/>
+          <w:bCs/>
+          <w:sz w:val="20"/>
+          <w:szCs w:val="20"/>
+          <w:lang w:val="en-US"/>
+        </w:rPr>
+        <w:t xml:space="preserve"> == 2) {</w:t>
       </w:r>
     </w:p>
     <w:p>
@@ -2458,44 +3472,201 @@
           <w:szCs w:val="20"/>
           <w:lang w:val="en-US"/>
         </w:rPr>
-        <w:t xml:space="preserve">    } while (syncAttempts &lt; 5)</w:t>
-      </w:r>
-    </w:p>
-    <w:p>
-      <w:pPr>
-        <w:pStyle w:val="11"/>
-        <w:rPr>
-          <w:rFonts w:ascii="Courier New" w:hAnsi="Courier New" w:cs="Courier New"/>
-          <w:b w:val="0"/>
-          <w:bCs/>
-          <w:sz w:val="20"/>
-          <w:szCs w:val="20"/>
-          <w:lang w:val="en-US"/>
-        </w:rPr>
-      </w:pPr>
-    </w:p>
-    <w:p>
-      <w:pPr>
-        <w:pStyle w:val="11"/>
-        <w:rPr>
-          <w:rFonts w:ascii="Courier New" w:hAnsi="Courier New" w:cs="Courier New"/>
-          <w:b w:val="0"/>
-          <w:bCs/>
-          <w:sz w:val="20"/>
-          <w:szCs w:val="20"/>
-          <w:lang w:val="en-US"/>
-        </w:rPr>
-      </w:pPr>
-      <w:r>
-        <w:rPr>
-          <w:rFonts w:ascii="Courier New" w:hAnsi="Courier New" w:cs="Courier New"/>
-          <w:b w:val="0"/>
-          <w:bCs/>
-          <w:sz w:val="20"/>
-          <w:szCs w:val="20"/>
-          <w:lang w:val="en-US"/>
-        </w:rPr>
-        <w:t xml:space="preserve">    println("Обработка завершена. Баланс: $totalVolume")</w:t>
+        <w:t xml:space="preserve">    } while (</w:t>
+      </w:r>
+      <w:proofErr w:type="spellStart"/>
+      <w:r>
+        <w:rPr>
+          <w:rFonts w:ascii="Courier New" w:hAnsi="Courier New" w:cs="Courier New"/>
+          <w:b w:val="0"/>
+          <w:bCs/>
+          <w:sz w:val="20"/>
+          <w:szCs w:val="20"/>
+          <w:lang w:val="en-US"/>
+        </w:rPr>
+        <w:t>syncAttempts</w:t>
+      </w:r>
+      <w:proofErr w:type="spellEnd"/>
+      <w:r>
+        <w:rPr>
+          <w:rFonts w:ascii="Courier New" w:hAnsi="Courier New" w:cs="Courier New"/>
+          <w:b w:val="0"/>
+          <w:bCs/>
+          <w:sz w:val="20"/>
+          <w:szCs w:val="20"/>
+          <w:lang w:val="en-US"/>
+        </w:rPr>
+        <w:t xml:space="preserve"> &lt; 5)</w:t>
+      </w:r>
+    </w:p>
+    <w:p>
+      <w:pPr>
+        <w:pStyle w:val="11"/>
+        <w:rPr>
+          <w:rFonts w:ascii="Courier New" w:hAnsi="Courier New" w:cs="Courier New"/>
+          <w:b w:val="0"/>
+          <w:bCs/>
+          <w:sz w:val="20"/>
+          <w:szCs w:val="20"/>
+          <w:lang w:val="en-US"/>
+        </w:rPr>
+      </w:pPr>
+    </w:p>
+    <w:p>
+      <w:pPr>
+        <w:pStyle w:val="11"/>
+        <w:rPr>
+          <w:rFonts w:ascii="Courier New" w:hAnsi="Courier New" w:cs="Courier New"/>
+          <w:b w:val="0"/>
+          <w:bCs/>
+          <w:sz w:val="20"/>
+          <w:szCs w:val="20"/>
+          <w:lang w:val="en-US"/>
+        </w:rPr>
+      </w:pPr>
+      <w:r>
+        <w:rPr>
+          <w:rFonts w:ascii="Courier New" w:hAnsi="Courier New" w:cs="Courier New"/>
+          <w:b w:val="0"/>
+          <w:bCs/>
+          <w:sz w:val="20"/>
+          <w:szCs w:val="20"/>
+          <w:lang w:val="en-US"/>
+        </w:rPr>
+        <w:t xml:space="preserve">    </w:t>
+      </w:r>
+      <w:proofErr w:type="spellStart"/>
+      <w:proofErr w:type="gramStart"/>
+      <w:r>
+        <w:rPr>
+          <w:rFonts w:ascii="Courier New" w:hAnsi="Courier New" w:cs="Courier New"/>
+          <w:b w:val="0"/>
+          <w:bCs/>
+          <w:sz w:val="20"/>
+          <w:szCs w:val="20"/>
+          <w:lang w:val="en-US"/>
+        </w:rPr>
+        <w:t>println</w:t>
+      </w:r>
+      <w:proofErr w:type="spellEnd"/>
+      <w:r>
+        <w:rPr>
+          <w:rFonts w:ascii="Courier New" w:hAnsi="Courier New" w:cs="Courier New"/>
+          <w:b w:val="0"/>
+          <w:bCs/>
+          <w:sz w:val="20"/>
+          <w:szCs w:val="20"/>
+          <w:lang w:val="en-US"/>
+        </w:rPr>
+        <w:t>(</w:t>
+      </w:r>
+      <w:proofErr w:type="gramEnd"/>
+      <w:r>
+        <w:rPr>
+          <w:rFonts w:ascii="Courier New" w:hAnsi="Courier New" w:cs="Courier New"/>
+          <w:b w:val="0"/>
+          <w:bCs/>
+          <w:sz w:val="20"/>
+          <w:szCs w:val="20"/>
+          <w:lang w:val="en-US"/>
+        </w:rPr>
+        <w:t>"</w:t>
+      </w:r>
+      <w:proofErr w:type="spellStart"/>
+      <w:r>
+        <w:rPr>
+          <w:rFonts w:ascii="Courier New" w:hAnsi="Courier New" w:cs="Courier New"/>
+          <w:b w:val="0"/>
+          <w:bCs/>
+          <w:sz w:val="20"/>
+          <w:szCs w:val="20"/>
+          <w:lang w:val="en-US"/>
+        </w:rPr>
+        <w:t>Обработка</w:t>
+      </w:r>
+      <w:proofErr w:type="spellEnd"/>
+      <w:r>
+        <w:rPr>
+          <w:rFonts w:ascii="Courier New" w:hAnsi="Courier New" w:cs="Courier New"/>
+          <w:b w:val="0"/>
+          <w:bCs/>
+          <w:sz w:val="20"/>
+          <w:szCs w:val="20"/>
+          <w:lang w:val="en-US"/>
+        </w:rPr>
+        <w:t xml:space="preserve"> </w:t>
+      </w:r>
+      <w:proofErr w:type="spellStart"/>
+      <w:r>
+        <w:rPr>
+          <w:rFonts w:ascii="Courier New" w:hAnsi="Courier New" w:cs="Courier New"/>
+          <w:b w:val="0"/>
+          <w:bCs/>
+          <w:sz w:val="20"/>
+          <w:szCs w:val="20"/>
+          <w:lang w:val="en-US"/>
+        </w:rPr>
+        <w:t>завершена</w:t>
+      </w:r>
+      <w:proofErr w:type="spellEnd"/>
+      <w:r>
+        <w:rPr>
+          <w:rFonts w:ascii="Courier New" w:hAnsi="Courier New" w:cs="Courier New"/>
+          <w:b w:val="0"/>
+          <w:bCs/>
+          <w:sz w:val="20"/>
+          <w:szCs w:val="20"/>
+          <w:lang w:val="en-US"/>
+        </w:rPr>
+        <w:t xml:space="preserve">. </w:t>
+      </w:r>
+      <w:proofErr w:type="spellStart"/>
+      <w:r>
+        <w:rPr>
+          <w:rFonts w:ascii="Courier New" w:hAnsi="Courier New" w:cs="Courier New"/>
+          <w:b w:val="0"/>
+          <w:bCs/>
+          <w:sz w:val="20"/>
+          <w:szCs w:val="20"/>
+          <w:lang w:val="en-US"/>
+        </w:rPr>
+        <w:t>Баланс</w:t>
+      </w:r>
+      <w:proofErr w:type="spellEnd"/>
+      <w:r>
+        <w:rPr>
+          <w:rFonts w:ascii="Courier New" w:hAnsi="Courier New" w:cs="Courier New"/>
+          <w:b w:val="0"/>
+          <w:bCs/>
+          <w:sz w:val="20"/>
+          <w:szCs w:val="20"/>
+          <w:lang w:val="en-US"/>
+        </w:rPr>
+        <w:t>: $</w:t>
+      </w:r>
+      <w:proofErr w:type="spellStart"/>
+      <w:r>
+        <w:rPr>
+          <w:rFonts w:ascii="Courier New" w:hAnsi="Courier New" w:cs="Courier New"/>
+          <w:b w:val="0"/>
+          <w:bCs/>
+          <w:sz w:val="20"/>
+          <w:szCs w:val="20"/>
+          <w:lang w:val="en-US"/>
+        </w:rPr>
+        <w:t>totalVolume</w:t>
+      </w:r>
+      <w:proofErr w:type="spellEnd"/>
+      <w:r>
+        <w:rPr>
+          <w:rFonts w:ascii="Courier New" w:hAnsi="Courier New" w:cs="Courier New"/>
+          <w:b w:val="0"/>
+          <w:bCs/>
+          <w:sz w:val="20"/>
+          <w:szCs w:val="20"/>
+          <w:lang w:val="en-US"/>
+        </w:rPr>
+        <w:t>")</w:t>
       </w:r>
     </w:p>
     <w:p>
@@ -2556,127 +3727,297 @@
           <w:szCs w:val="20"/>
           <w:lang w:val="en-US"/>
         </w:rPr>
-        <w:t>fun main() {</w:t>
-      </w:r>
-    </w:p>
-    <w:p>
-      <w:pPr>
-        <w:pStyle w:val="11"/>
-        <w:rPr>
-          <w:rFonts w:ascii="Courier New" w:hAnsi="Courier New" w:cs="Courier New"/>
-          <w:b w:val="0"/>
-          <w:bCs/>
-          <w:sz w:val="20"/>
-          <w:szCs w:val="20"/>
-          <w:lang w:val="en-US"/>
-        </w:rPr>
-      </w:pPr>
-      <w:r>
-        <w:rPr>
-          <w:rFonts w:ascii="Courier New" w:hAnsi="Courier New" w:cs="Courier New"/>
-          <w:b w:val="0"/>
-          <w:bCs/>
-          <w:sz w:val="20"/>
-          <w:szCs w:val="20"/>
-          <w:lang w:val="en-US"/>
-        </w:rPr>
-        <w:t xml:space="preserve">    val data = mutableListOf(</w:t>
-      </w:r>
-    </w:p>
-    <w:p>
-      <w:pPr>
-        <w:pStyle w:val="11"/>
-        <w:rPr>
-          <w:rFonts w:ascii="Courier New" w:hAnsi="Courier New" w:cs="Courier New"/>
-          <w:b w:val="0"/>
-          <w:bCs/>
-          <w:sz w:val="20"/>
-          <w:szCs w:val="20"/>
-          <w:lang w:val="en-US"/>
-        </w:rPr>
-      </w:pPr>
-      <w:r>
-        <w:rPr>
-          <w:rFonts w:ascii="Courier New" w:hAnsi="Courier New" w:cs="Courier New"/>
-          <w:b w:val="0"/>
-          <w:bCs/>
-          <w:sz w:val="20"/>
-          <w:szCs w:val="20"/>
-          <w:lang w:val="en-US"/>
-        </w:rPr>
-        <w:t xml:space="preserve">        Transaction(1, 1, 100.0, 0),</w:t>
-      </w:r>
-    </w:p>
-    <w:p>
-      <w:pPr>
-        <w:pStyle w:val="11"/>
-        <w:rPr>
-          <w:rFonts w:ascii="Courier New" w:hAnsi="Courier New" w:cs="Courier New"/>
-          <w:b w:val="0"/>
-          <w:bCs/>
-          <w:sz w:val="20"/>
-          <w:szCs w:val="20"/>
-          <w:lang w:val="en-US"/>
-        </w:rPr>
-      </w:pPr>
-      <w:r>
-        <w:rPr>
-          <w:rFonts w:ascii="Courier New" w:hAnsi="Courier New" w:cs="Courier New"/>
-          <w:b w:val="0"/>
-          <w:bCs/>
-          <w:sz w:val="20"/>
-          <w:szCs w:val="20"/>
-          <w:lang w:val="en-US"/>
-        </w:rPr>
-        <w:t xml:space="preserve">        Transaction(2, 2, 150.0, 0),</w:t>
-      </w:r>
-    </w:p>
-    <w:p>
-      <w:pPr>
-        <w:pStyle w:val="11"/>
-        <w:rPr>
-          <w:rFonts w:ascii="Courier New" w:hAnsi="Courier New" w:cs="Courier New"/>
-          <w:b w:val="0"/>
-          <w:bCs/>
-          <w:sz w:val="20"/>
-          <w:szCs w:val="20"/>
-          <w:lang w:val="en-US"/>
-        </w:rPr>
-      </w:pPr>
-      <w:r>
-        <w:rPr>
-          <w:rFonts w:ascii="Courier New" w:hAnsi="Courier New" w:cs="Courier New"/>
-          <w:b w:val="0"/>
-          <w:bCs/>
-          <w:sz w:val="20"/>
-          <w:szCs w:val="20"/>
-          <w:lang w:val="en-US"/>
-        </w:rPr>
-        <w:t xml:space="preserve">        Transaction(3, 99, 10.0, 0),</w:t>
-      </w:r>
-    </w:p>
-    <w:p>
-      <w:pPr>
-        <w:pStyle w:val="11"/>
-        <w:rPr>
-          <w:rFonts w:ascii="Courier New" w:hAnsi="Courier New" w:cs="Courier New"/>
-          <w:b w:val="0"/>
-          <w:bCs/>
-          <w:sz w:val="20"/>
-          <w:szCs w:val="20"/>
-          <w:lang w:val="en-US"/>
-        </w:rPr>
-      </w:pPr>
-      <w:r>
-        <w:rPr>
-          <w:rFonts w:ascii="Courier New" w:hAnsi="Courier New" w:cs="Courier New"/>
-          <w:b w:val="0"/>
-          <w:bCs/>
-          <w:sz w:val="20"/>
-          <w:szCs w:val="20"/>
-          <w:lang w:val="en-US"/>
-        </w:rPr>
-        <w:t xml:space="preserve">        Transaction(4, 4, 0.0, 0)</w:t>
+        <w:t xml:space="preserve">fun </w:t>
+      </w:r>
+      <w:proofErr w:type="gramStart"/>
+      <w:r>
+        <w:rPr>
+          <w:rFonts w:ascii="Courier New" w:hAnsi="Courier New" w:cs="Courier New"/>
+          <w:b w:val="0"/>
+          <w:bCs/>
+          <w:sz w:val="20"/>
+          <w:szCs w:val="20"/>
+          <w:lang w:val="en-US"/>
+        </w:rPr>
+        <w:t>main(</w:t>
+      </w:r>
+      <w:proofErr w:type="gramEnd"/>
+      <w:r>
+        <w:rPr>
+          <w:rFonts w:ascii="Courier New" w:hAnsi="Courier New" w:cs="Courier New"/>
+          <w:b w:val="0"/>
+          <w:bCs/>
+          <w:sz w:val="20"/>
+          <w:szCs w:val="20"/>
+          <w:lang w:val="en-US"/>
+        </w:rPr>
+        <w:t>) {</w:t>
+      </w:r>
+    </w:p>
+    <w:p>
+      <w:pPr>
+        <w:pStyle w:val="11"/>
+        <w:rPr>
+          <w:rFonts w:ascii="Courier New" w:hAnsi="Courier New" w:cs="Courier New"/>
+          <w:b w:val="0"/>
+          <w:bCs/>
+          <w:sz w:val="20"/>
+          <w:szCs w:val="20"/>
+          <w:lang w:val="en-US"/>
+        </w:rPr>
+      </w:pPr>
+      <w:r>
+        <w:rPr>
+          <w:rFonts w:ascii="Courier New" w:hAnsi="Courier New" w:cs="Courier New"/>
+          <w:b w:val="0"/>
+          <w:bCs/>
+          <w:sz w:val="20"/>
+          <w:szCs w:val="20"/>
+          <w:lang w:val="en-US"/>
+        </w:rPr>
+        <w:t xml:space="preserve">    </w:t>
+      </w:r>
+      <w:proofErr w:type="spellStart"/>
+      <w:r>
+        <w:rPr>
+          <w:rFonts w:ascii="Courier New" w:hAnsi="Courier New" w:cs="Courier New"/>
+          <w:b w:val="0"/>
+          <w:bCs/>
+          <w:sz w:val="20"/>
+          <w:szCs w:val="20"/>
+          <w:lang w:val="en-US"/>
+        </w:rPr>
+        <w:t>val</w:t>
+      </w:r>
+      <w:proofErr w:type="spellEnd"/>
+      <w:r>
+        <w:rPr>
+          <w:rFonts w:ascii="Courier New" w:hAnsi="Courier New" w:cs="Courier New"/>
+          <w:b w:val="0"/>
+          <w:bCs/>
+          <w:sz w:val="20"/>
+          <w:szCs w:val="20"/>
+          <w:lang w:val="en-US"/>
+        </w:rPr>
+        <w:t xml:space="preserve"> data = </w:t>
+      </w:r>
+      <w:proofErr w:type="spellStart"/>
+      <w:proofErr w:type="gramStart"/>
+      <w:r>
+        <w:rPr>
+          <w:rFonts w:ascii="Courier New" w:hAnsi="Courier New" w:cs="Courier New"/>
+          <w:b w:val="0"/>
+          <w:bCs/>
+          <w:sz w:val="20"/>
+          <w:szCs w:val="20"/>
+          <w:lang w:val="en-US"/>
+        </w:rPr>
+        <w:t>mutableListOf</w:t>
+      </w:r>
+      <w:proofErr w:type="spellEnd"/>
+      <w:r>
+        <w:rPr>
+          <w:rFonts w:ascii="Courier New" w:hAnsi="Courier New" w:cs="Courier New"/>
+          <w:b w:val="0"/>
+          <w:bCs/>
+          <w:sz w:val="20"/>
+          <w:szCs w:val="20"/>
+          <w:lang w:val="en-US"/>
+        </w:rPr>
+        <w:t>(</w:t>
+      </w:r>
+      <w:proofErr w:type="gramEnd"/>
+    </w:p>
+    <w:p>
+      <w:pPr>
+        <w:pStyle w:val="11"/>
+        <w:rPr>
+          <w:rFonts w:ascii="Courier New" w:hAnsi="Courier New" w:cs="Courier New"/>
+          <w:b w:val="0"/>
+          <w:bCs/>
+          <w:sz w:val="20"/>
+          <w:szCs w:val="20"/>
+          <w:lang w:val="en-US"/>
+        </w:rPr>
+      </w:pPr>
+      <w:r>
+        <w:rPr>
+          <w:rFonts w:ascii="Courier New" w:hAnsi="Courier New" w:cs="Courier New"/>
+          <w:b w:val="0"/>
+          <w:bCs/>
+          <w:sz w:val="20"/>
+          <w:szCs w:val="20"/>
+          <w:lang w:val="en-US"/>
+        </w:rPr>
+        <w:t xml:space="preserve">        </w:t>
+      </w:r>
+      <w:proofErr w:type="gramStart"/>
+      <w:r>
+        <w:rPr>
+          <w:rFonts w:ascii="Courier New" w:hAnsi="Courier New" w:cs="Courier New"/>
+          <w:b w:val="0"/>
+          <w:bCs/>
+          <w:sz w:val="20"/>
+          <w:szCs w:val="20"/>
+          <w:lang w:val="en-US"/>
+        </w:rPr>
+        <w:t>Transaction(</w:t>
+      </w:r>
+      <w:proofErr w:type="gramEnd"/>
+      <w:r>
+        <w:rPr>
+          <w:rFonts w:ascii="Courier New" w:hAnsi="Courier New" w:cs="Courier New"/>
+          <w:b w:val="0"/>
+          <w:bCs/>
+          <w:sz w:val="20"/>
+          <w:szCs w:val="20"/>
+          <w:lang w:val="en-US"/>
+        </w:rPr>
+        <w:t>1, 1, 100.0, 0),</w:t>
+      </w:r>
+    </w:p>
+    <w:p>
+      <w:pPr>
+        <w:pStyle w:val="11"/>
+        <w:rPr>
+          <w:rFonts w:ascii="Courier New" w:hAnsi="Courier New" w:cs="Courier New"/>
+          <w:b w:val="0"/>
+          <w:bCs/>
+          <w:sz w:val="20"/>
+          <w:szCs w:val="20"/>
+          <w:lang w:val="en-US"/>
+        </w:rPr>
+      </w:pPr>
+      <w:r>
+        <w:rPr>
+          <w:rFonts w:ascii="Courier New" w:hAnsi="Courier New" w:cs="Courier New"/>
+          <w:b w:val="0"/>
+          <w:bCs/>
+          <w:sz w:val="20"/>
+          <w:szCs w:val="20"/>
+          <w:lang w:val="en-US"/>
+        </w:rPr>
+        <w:t xml:space="preserve">        </w:t>
+      </w:r>
+      <w:proofErr w:type="gramStart"/>
+      <w:r>
+        <w:rPr>
+          <w:rFonts w:ascii="Courier New" w:hAnsi="Courier New" w:cs="Courier New"/>
+          <w:b w:val="0"/>
+          <w:bCs/>
+          <w:sz w:val="20"/>
+          <w:szCs w:val="20"/>
+          <w:lang w:val="en-US"/>
+        </w:rPr>
+        <w:t>Transaction(</w:t>
+      </w:r>
+      <w:proofErr w:type="gramEnd"/>
+      <w:r>
+        <w:rPr>
+          <w:rFonts w:ascii="Courier New" w:hAnsi="Courier New" w:cs="Courier New"/>
+          <w:b w:val="0"/>
+          <w:bCs/>
+          <w:sz w:val="20"/>
+          <w:szCs w:val="20"/>
+          <w:lang w:val="en-US"/>
+        </w:rPr>
+        <w:t>2, 2, 150.0, 0),</w:t>
+      </w:r>
+    </w:p>
+    <w:p>
+      <w:pPr>
+        <w:pStyle w:val="11"/>
+        <w:rPr>
+          <w:rFonts w:ascii="Courier New" w:hAnsi="Courier New" w:cs="Courier New"/>
+          <w:b w:val="0"/>
+          <w:bCs/>
+          <w:sz w:val="20"/>
+          <w:szCs w:val="20"/>
+          <w:lang w:val="en-US"/>
+        </w:rPr>
+      </w:pPr>
+      <w:r>
+        <w:rPr>
+          <w:rFonts w:ascii="Courier New" w:hAnsi="Courier New" w:cs="Courier New"/>
+          <w:b w:val="0"/>
+          <w:bCs/>
+          <w:sz w:val="20"/>
+          <w:szCs w:val="20"/>
+          <w:lang w:val="en-US"/>
+        </w:rPr>
+        <w:t xml:space="preserve">        </w:t>
+      </w:r>
+      <w:proofErr w:type="gramStart"/>
+      <w:r>
+        <w:rPr>
+          <w:rFonts w:ascii="Courier New" w:hAnsi="Courier New" w:cs="Courier New"/>
+          <w:b w:val="0"/>
+          <w:bCs/>
+          <w:sz w:val="20"/>
+          <w:szCs w:val="20"/>
+          <w:lang w:val="en-US"/>
+        </w:rPr>
+        <w:t>Transaction(</w:t>
+      </w:r>
+      <w:proofErr w:type="gramEnd"/>
+      <w:r>
+        <w:rPr>
+          <w:rFonts w:ascii="Courier New" w:hAnsi="Courier New" w:cs="Courier New"/>
+          <w:b w:val="0"/>
+          <w:bCs/>
+          <w:sz w:val="20"/>
+          <w:szCs w:val="20"/>
+          <w:lang w:val="en-US"/>
+        </w:rPr>
+        <w:t>3, 99, 10.0, 0),</w:t>
+      </w:r>
+    </w:p>
+    <w:p>
+      <w:pPr>
+        <w:pStyle w:val="11"/>
+        <w:rPr>
+          <w:rFonts w:ascii="Courier New" w:hAnsi="Courier New" w:cs="Courier New"/>
+          <w:b w:val="0"/>
+          <w:bCs/>
+          <w:sz w:val="20"/>
+          <w:szCs w:val="20"/>
+          <w:lang w:val="en-US"/>
+        </w:rPr>
+      </w:pPr>
+      <w:r>
+        <w:rPr>
+          <w:rFonts w:ascii="Courier New" w:hAnsi="Courier New" w:cs="Courier New"/>
+          <w:b w:val="0"/>
+          <w:bCs/>
+          <w:sz w:val="20"/>
+          <w:szCs w:val="20"/>
+          <w:lang w:val="en-US"/>
+        </w:rPr>
+        <w:t xml:space="preserve">        </w:t>
+      </w:r>
+      <w:proofErr w:type="gramStart"/>
+      <w:r>
+        <w:rPr>
+          <w:rFonts w:ascii="Courier New" w:hAnsi="Courier New" w:cs="Courier New"/>
+          <w:b w:val="0"/>
+          <w:bCs/>
+          <w:sz w:val="20"/>
+          <w:szCs w:val="20"/>
+          <w:lang w:val="en-US"/>
+        </w:rPr>
+        <w:t>Transaction(</w:t>
+      </w:r>
+      <w:proofErr w:type="gramEnd"/>
+      <w:r>
+        <w:rPr>
+          <w:rFonts w:ascii="Courier New" w:hAnsi="Courier New" w:cs="Courier New"/>
+          <w:b w:val="0"/>
+          <w:bCs/>
+          <w:sz w:val="20"/>
+          <w:szCs w:val="20"/>
+          <w:lang w:val="en-US"/>
+        </w:rPr>
+        <w:t>4, 4, 0.0, 0)</w:t>
       </w:r>
     </w:p>
     <w:p>
@@ -2737,7 +4078,31 @@
           <w:szCs w:val="20"/>
           <w:lang w:val="en-US"/>
         </w:rPr>
-        <w:t xml:space="preserve">    processTransactions(data)</w:t>
+        <w:t xml:space="preserve">    </w:t>
+      </w:r>
+      <w:proofErr w:type="spellStart"/>
+      <w:r>
+        <w:rPr>
+          <w:rFonts w:ascii="Courier New" w:hAnsi="Courier New" w:cs="Courier New"/>
+          <w:b w:val="0"/>
+          <w:bCs/>
+          <w:sz w:val="20"/>
+          <w:szCs w:val="20"/>
+          <w:lang w:val="en-US"/>
+        </w:rPr>
+        <w:t>processTransactions</w:t>
+      </w:r>
+      <w:proofErr w:type="spellEnd"/>
+      <w:r>
+        <w:rPr>
+          <w:rFonts w:ascii="Courier New" w:hAnsi="Courier New" w:cs="Courier New"/>
+          <w:b w:val="0"/>
+          <w:bCs/>
+          <w:sz w:val="20"/>
+          <w:szCs w:val="20"/>
+          <w:lang w:val="en-US"/>
+        </w:rPr>
+        <w:t>(data)</w:t>
       </w:r>
     </w:p>
     <w:p>
@@ -3220,7 +4585,7 @@
             <w:tcBorders>
               <w:top w:val="single" w:sz="8" w:space="0" w:color="auto"/>
               <w:left w:val="single" w:sz="8" w:space="0" w:color="auto"/>
-              <w:bottom w:val="nil"/>
+              <w:bottom w:val="single" w:sz="8" w:space="0" w:color="auto"/>
               <w:right w:val="single" w:sz="8" w:space="0" w:color="000000"/>
             </w:tcBorders>
             <w:shd w:val="clear" w:color="auto" w:fill="auto"/>
@@ -3280,6 +4645,7 @@
                 <w:lang w:eastAsia="ru-RU"/>
               </w:rPr>
             </w:pPr>
+            <w:proofErr w:type="spellStart"/>
             <w:r>
               <w:rPr>
                 <w:rFonts w:ascii="Calibri" w:eastAsia="Times New Roman" w:hAnsi="Calibri" w:cs="Calibri"/>
@@ -3289,6 +4655,7 @@
               </w:rPr>
               <w:t>if</w:t>
             </w:r>
+            <w:proofErr w:type="spellEnd"/>
           </w:p>
         </w:tc>
         <w:tc>
@@ -3331,7 +4698,7 @@
           <w:tcPr>
             <w:tcW w:w="1978" w:type="dxa"/>
             <w:tcBorders>
-              <w:top w:val="single" w:sz="8" w:space="0" w:color="auto"/>
+              <w:top w:val="nil"/>
               <w:left w:val="single" w:sz="8" w:space="0" w:color="auto"/>
               <w:bottom w:val="single" w:sz="4" w:space="0" w:color="auto"/>
               <w:right w:val="single" w:sz="4" w:space="0" w:color="auto"/>
@@ -3358,7 +4725,7 @@
                 <w:sz w:val="22"/>
                 <w:lang w:eastAsia="ru-RU"/>
               </w:rPr>
-              <w:t>{}</w:t>
+              <w:t>.</w:t>
             </w:r>
           </w:p>
         </w:tc>
@@ -3366,7 +4733,7 @@
           <w:tcPr>
             <w:tcW w:w="482" w:type="dxa"/>
             <w:tcBorders>
-              <w:top w:val="single" w:sz="8" w:space="0" w:color="auto"/>
+              <w:top w:val="nil"/>
               <w:left w:val="nil"/>
               <w:bottom w:val="single" w:sz="4" w:space="0" w:color="auto"/>
               <w:right w:val="single" w:sz="8" w:space="0" w:color="auto"/>
@@ -3394,7 +4761,7 @@
                 <w:sz w:val="22"/>
                 <w:lang w:eastAsia="ru-RU"/>
               </w:rPr>
-              <w:t>21</w:t>
+              <w:t>19</w:t>
             </w:r>
           </w:p>
         </w:tc>
@@ -3427,6 +4794,7 @@
                 <w:lang w:eastAsia="ru-RU"/>
               </w:rPr>
             </w:pPr>
+            <w:proofErr w:type="spellStart"/>
             <w:r>
               <w:rPr>
                 <w:rFonts w:ascii="Calibri" w:eastAsia="Times New Roman" w:hAnsi="Calibri" w:cs="Calibri"/>
@@ -3436,6 +4804,7 @@
               </w:rPr>
               <w:t>when-case</w:t>
             </w:r>
+            <w:proofErr w:type="spellEnd"/>
           </w:p>
         </w:tc>
         <w:tc>
@@ -3505,7 +4874,7 @@
                 <w:sz w:val="22"/>
                 <w:lang w:eastAsia="ru-RU"/>
               </w:rPr>
-              <w:t>.</w:t>
+              <w:t>,</w:t>
             </w:r>
           </w:p>
         </w:tc>
@@ -3541,7 +4910,7 @@
                 <w:sz w:val="22"/>
                 <w:lang w:eastAsia="ru-RU"/>
               </w:rPr>
-              <w:t>19</w:t>
+              <w:t>15</w:t>
             </w:r>
           </w:p>
         </w:tc>
@@ -3574,6 +4943,7 @@
                 <w:lang w:eastAsia="ru-RU"/>
               </w:rPr>
             </w:pPr>
+            <w:proofErr w:type="spellStart"/>
             <w:r>
               <w:rPr>
                 <w:rFonts w:ascii="Calibri" w:eastAsia="Times New Roman" w:hAnsi="Calibri" w:cs="Calibri"/>
@@ -3583,6 +4953,7 @@
               </w:rPr>
               <w:t>do-while</w:t>
             </w:r>
+            <w:proofErr w:type="spellEnd"/>
           </w:p>
         </w:tc>
         <w:tc>
@@ -3652,7 +5023,7 @@
                 <w:sz w:val="22"/>
                 <w:lang w:eastAsia="ru-RU"/>
               </w:rPr>
-              <w:t>,</w:t>
+              <w:t>=</w:t>
             </w:r>
           </w:p>
         </w:tc>
@@ -3721,6 +5092,7 @@
                 <w:lang w:eastAsia="ru-RU"/>
               </w:rPr>
             </w:pPr>
+            <w:proofErr w:type="spellStart"/>
             <w:r>
               <w:rPr>
                 <w:rFonts w:ascii="Calibri" w:eastAsia="Times New Roman" w:hAnsi="Calibri" w:cs="Calibri"/>
@@ -3730,6 +5102,7 @@
               </w:rPr>
               <w:t>for</w:t>
             </w:r>
+            <w:proofErr w:type="spellEnd"/>
           </w:p>
         </w:tc>
         <w:tc>
@@ -3799,7 +5172,7 @@
                 <w:sz w:val="22"/>
                 <w:lang w:eastAsia="ru-RU"/>
               </w:rPr>
-              <w:t>=</w:t>
+              <w:t>()</w:t>
             </w:r>
           </w:p>
         </w:tc>
@@ -3835,7 +5208,7 @@
                 <w:sz w:val="22"/>
                 <w:lang w:eastAsia="ru-RU"/>
               </w:rPr>
-              <w:t>15</w:t>
+              <w:t>13</w:t>
             </w:r>
           </w:p>
         </w:tc>
@@ -3868,6 +5241,7 @@
                 <w:lang w:eastAsia="ru-RU"/>
               </w:rPr>
             </w:pPr>
+            <w:proofErr w:type="spellStart"/>
             <w:r>
               <w:rPr>
                 <w:rFonts w:ascii="Calibri" w:eastAsia="Times New Roman" w:hAnsi="Calibri" w:cs="Calibri"/>
@@ -3877,6 +5251,7 @@
               </w:rPr>
               <w:t>while</w:t>
             </w:r>
+            <w:proofErr w:type="spellEnd"/>
           </w:p>
         </w:tc>
         <w:tc>
@@ -3939,6 +5314,7 @@
                 <w:lang w:eastAsia="ru-RU"/>
               </w:rPr>
             </w:pPr>
+            <w:proofErr w:type="spellStart"/>
             <w:r>
               <w:rPr>
                 <w:rFonts w:ascii="Calibri" w:eastAsia="Times New Roman" w:hAnsi="Calibri" w:cs="Calibri"/>
@@ -3946,8 +5322,29 @@
                 <w:sz w:val="22"/>
                 <w:lang w:eastAsia="ru-RU"/>
               </w:rPr>
-              <w:t>()</w:t>
+              <w:t>if</w:t>
             </w:r>
+            <w:proofErr w:type="spellEnd"/>
+            <w:r>
+              <w:rPr>
+                <w:rFonts w:ascii="Calibri" w:eastAsia="Times New Roman" w:hAnsi="Calibri" w:cs="Calibri"/>
+                <w:color w:val="000000"/>
+                <w:sz w:val="22"/>
+                <w:lang w:eastAsia="ru-RU"/>
+              </w:rPr>
+              <w:t xml:space="preserve"> ... </w:t>
+            </w:r>
+            <w:proofErr w:type="spellStart"/>
+            <w:r>
+              <w:rPr>
+                <w:rFonts w:ascii="Calibri" w:eastAsia="Times New Roman" w:hAnsi="Calibri" w:cs="Calibri"/>
+                <w:color w:val="000000"/>
+                <w:sz w:val="22"/>
+                <w:lang w:eastAsia="ru-RU"/>
+              </w:rPr>
+              <w:t>else</w:t>
+            </w:r>
+            <w:proofErr w:type="spellEnd"/>
           </w:p>
         </w:tc>
         <w:tc>
@@ -3982,7 +5379,7 @@
                 <w:sz w:val="22"/>
                 <w:lang w:eastAsia="ru-RU"/>
               </w:rPr>
-              <w:t>13</w:t>
+              <w:t>6</w:t>
             </w:r>
           </w:p>
         </w:tc>
@@ -4093,7 +5490,7 @@
                 <w:sz w:val="22"/>
                 <w:lang w:eastAsia="ru-RU"/>
               </w:rPr>
-              <w:t>if ... else</w:t>
+              <w:t>-&gt;</w:t>
             </w:r>
           </w:p>
         </w:tc>
@@ -4129,7 +5526,7 @@
                 <w:sz w:val="22"/>
                 <w:lang w:eastAsia="ru-RU"/>
               </w:rPr>
-              <w:t>6</w:t>
+              <w:t>5</w:t>
             </w:r>
           </w:p>
         </w:tc>
@@ -4224,7 +5621,7 @@
                 <w:sz w:val="22"/>
                 <w:lang w:eastAsia="ru-RU"/>
               </w:rPr>
-              <w:t>-&gt;</w:t>
+              <w:t>++</w:t>
             </w:r>
           </w:p>
         </w:tc>
@@ -4260,7 +5657,7 @@
                 <w:sz w:val="22"/>
                 <w:lang w:eastAsia="ru-RU"/>
               </w:rPr>
-              <w:t>5</w:t>
+              <w:t>4</w:t>
             </w:r>
           </w:p>
         </w:tc>
@@ -4348,6 +5745,8 @@
                 <w:lang w:eastAsia="ru-RU"/>
               </w:rPr>
             </w:pPr>
+            <w:proofErr w:type="spellStart"/>
+            <w:proofErr w:type="gramStart"/>
             <w:r>
               <w:rPr>
                 <w:rFonts w:ascii="Calibri" w:eastAsia="Times New Roman" w:hAnsi="Calibri" w:cs="Calibri"/>
@@ -4355,7 +5754,27 @@
                 <w:sz w:val="22"/>
                 <w:lang w:eastAsia="ru-RU"/>
               </w:rPr>
-              <w:t>++</w:t>
+              <w:t>Transaction</w:t>
+            </w:r>
+            <w:proofErr w:type="spellEnd"/>
+            <w:r>
+              <w:rPr>
+                <w:rFonts w:ascii="Calibri" w:eastAsia="Times New Roman" w:hAnsi="Calibri" w:cs="Calibri"/>
+                <w:color w:val="000000"/>
+                <w:sz w:val="22"/>
+                <w:lang w:eastAsia="ru-RU"/>
+              </w:rPr>
+              <w:t>(</w:t>
+            </w:r>
+            <w:proofErr w:type="gramEnd"/>
+            <w:r>
+              <w:rPr>
+                <w:rFonts w:ascii="Calibri" w:eastAsia="Times New Roman" w:hAnsi="Calibri" w:cs="Calibri"/>
+                <w:color w:val="000000"/>
+                <w:sz w:val="22"/>
+                <w:lang w:eastAsia="ru-RU"/>
+              </w:rPr>
+              <w:t>)</w:t>
             </w:r>
           </w:p>
         </w:tc>
@@ -4486,7 +5905,7 @@
                 <w:sz w:val="22"/>
                 <w:lang w:eastAsia="ru-RU"/>
               </w:rPr>
-              <w:t>Transaction()</w:t>
+              <w:t>-=</w:t>
             </w:r>
           </w:p>
         </w:tc>
@@ -4522,7 +5941,7 @@
                 <w:sz w:val="22"/>
                 <w:lang w:eastAsia="ru-RU"/>
               </w:rPr>
-              <w:t>4</w:t>
+              <w:t>3</w:t>
             </w:r>
           </w:p>
         </w:tc>
@@ -4617,7 +6036,7 @@
                 <w:sz w:val="22"/>
                 <w:lang w:eastAsia="ru-RU"/>
               </w:rPr>
-              <w:t>-=</w:t>
+              <w:t>==</w:t>
             </w:r>
           </w:p>
         </w:tc>
@@ -4748,7 +6167,7 @@
                 <w:sz w:val="22"/>
                 <w:lang w:eastAsia="ru-RU"/>
               </w:rPr>
-              <w:t>==</w:t>
+              <w:t>+</w:t>
             </w:r>
           </w:p>
         </w:tc>
@@ -4784,7 +6203,7 @@
                 <w:sz w:val="22"/>
                 <w:lang w:eastAsia="ru-RU"/>
               </w:rPr>
-              <w:t>3</w:t>
+              <w:t>2</w:t>
             </w:r>
           </w:p>
         </w:tc>
@@ -4879,7 +6298,7 @@
                 <w:sz w:val="22"/>
                 <w:lang w:eastAsia="ru-RU"/>
               </w:rPr>
-              <w:t>+</w:t>
+              <w:t>+=</w:t>
             </w:r>
           </w:p>
         </w:tc>
@@ -5010,7 +6429,7 @@
                 <w:sz w:val="22"/>
                 <w:lang w:eastAsia="ru-RU"/>
               </w:rPr>
-              <w:t>+=</w:t>
+              <w:t>&lt;</w:t>
             </w:r>
           </w:p>
         </w:tc>
@@ -5134,6 +6553,7 @@
                 <w:lang w:eastAsia="ru-RU"/>
               </w:rPr>
             </w:pPr>
+            <w:proofErr w:type="spellStart"/>
             <w:r>
               <w:rPr>
                 <w:rFonts w:ascii="Calibri" w:eastAsia="Times New Roman" w:hAnsi="Calibri" w:cs="Calibri"/>
@@ -5141,8 +6561,9 @@
                 <w:sz w:val="22"/>
                 <w:lang w:eastAsia="ru-RU"/>
               </w:rPr>
-              <w:t>&lt;</w:t>
+              <w:t>break</w:t>
             </w:r>
+            <w:proofErr w:type="spellEnd"/>
           </w:p>
         </w:tc>
         <w:tc>
@@ -5265,6 +6686,8 @@
                 <w:lang w:eastAsia="ru-RU"/>
               </w:rPr>
             </w:pPr>
+            <w:proofErr w:type="spellStart"/>
+            <w:proofErr w:type="gramStart"/>
             <w:r>
               <w:rPr>
                 <w:rFonts w:ascii="Calibri" w:eastAsia="Times New Roman" w:hAnsi="Calibri" w:cs="Calibri"/>
@@ -5272,7 +6695,27 @@
                 <w:sz w:val="22"/>
                 <w:lang w:eastAsia="ru-RU"/>
               </w:rPr>
-              <w:t>break</w:t>
+              <w:t>while</w:t>
+            </w:r>
+            <w:proofErr w:type="spellEnd"/>
+            <w:r>
+              <w:rPr>
+                <w:rFonts w:ascii="Calibri" w:eastAsia="Times New Roman" w:hAnsi="Calibri" w:cs="Calibri"/>
+                <w:color w:val="000000"/>
+                <w:sz w:val="22"/>
+                <w:lang w:eastAsia="ru-RU"/>
+              </w:rPr>
+              <w:t>(</w:t>
+            </w:r>
+            <w:proofErr w:type="gramEnd"/>
+            <w:r>
+              <w:rPr>
+                <w:rFonts w:ascii="Calibri" w:eastAsia="Times New Roman" w:hAnsi="Calibri" w:cs="Calibri"/>
+                <w:color w:val="000000"/>
+                <w:sz w:val="22"/>
+                <w:lang w:eastAsia="ru-RU"/>
+              </w:rPr>
+              <w:t>)</w:t>
             </w:r>
           </w:p>
         </w:tc>
@@ -5403,7 +6846,7 @@
                 <w:sz w:val="22"/>
                 <w:lang w:eastAsia="ru-RU"/>
               </w:rPr>
-              <w:t>while()</w:t>
+              <w:t>!=</w:t>
             </w:r>
           </w:p>
         </w:tc>
@@ -5439,7 +6882,7 @@
                 <w:sz w:val="22"/>
                 <w:lang w:eastAsia="ru-RU"/>
               </w:rPr>
-              <w:t>2</w:t>
+              <w:t>1</w:t>
             </w:r>
           </w:p>
         </w:tc>
@@ -5534,7 +6977,7 @@
                 <w:sz w:val="22"/>
                 <w:lang w:eastAsia="ru-RU"/>
               </w:rPr>
-              <w:t>!=</w:t>
+              <w:t>--</w:t>
             </w:r>
           </w:p>
         </w:tc>
@@ -5665,7 +7108,7 @@
                 <w:sz w:val="22"/>
                 <w:lang w:eastAsia="ru-RU"/>
               </w:rPr>
-              <w:t>--</w:t>
+              <w:t>&lt;=</w:t>
             </w:r>
           </w:p>
         </w:tc>
@@ -5796,7 +7239,7 @@
                 <w:sz w:val="22"/>
                 <w:lang w:eastAsia="ru-RU"/>
               </w:rPr>
-              <w:t>&lt;=</w:t>
+              <w:t>&gt;</w:t>
             </w:r>
           </w:p>
         </w:tc>
@@ -5927,7 +7370,7 @@
                 <w:sz w:val="22"/>
                 <w:lang w:eastAsia="ru-RU"/>
               </w:rPr>
-              <w:t>&gt;</w:t>
+              <w:t>&gt;=</w:t>
             </w:r>
           </w:p>
         </w:tc>
@@ -6058,7 +7501,7 @@
                 <w:sz w:val="22"/>
                 <w:lang w:eastAsia="ru-RU"/>
               </w:rPr>
-              <w:t>&gt;=</w:t>
+              <w:t>[]</w:t>
             </w:r>
           </w:p>
         </w:tc>
@@ -6182,6 +7625,7 @@
                 <w:lang w:eastAsia="ru-RU"/>
               </w:rPr>
             </w:pPr>
+            <w:proofErr w:type="spellStart"/>
             <w:r>
               <w:rPr>
                 <w:rFonts w:ascii="Calibri" w:eastAsia="Times New Roman" w:hAnsi="Calibri" w:cs="Calibri"/>
@@ -6189,8 +7633,9 @@
                 <w:sz w:val="22"/>
                 <w:lang w:eastAsia="ru-RU"/>
               </w:rPr>
-              <w:t>[]</w:t>
+              <w:t>continue</w:t>
             </w:r>
+            <w:proofErr w:type="spellEnd"/>
           </w:p>
         </w:tc>
         <w:tc>
@@ -6313,6 +7758,7 @@
                 <w:lang w:eastAsia="ru-RU"/>
               </w:rPr>
             </w:pPr>
+            <w:proofErr w:type="spellStart"/>
             <w:r>
               <w:rPr>
                 <w:rFonts w:ascii="Calibri" w:eastAsia="Times New Roman" w:hAnsi="Calibri" w:cs="Calibri"/>
@@ -6320,7 +7766,48 @@
                 <w:sz w:val="22"/>
                 <w:lang w:eastAsia="ru-RU"/>
               </w:rPr>
-              <w:t>continue</w:t>
+              <w:t>do</w:t>
+            </w:r>
+            <w:proofErr w:type="spellEnd"/>
+            <w:r>
+              <w:rPr>
+                <w:rFonts w:ascii="Calibri" w:eastAsia="Times New Roman" w:hAnsi="Calibri" w:cs="Calibri"/>
+                <w:color w:val="000000"/>
+                <w:sz w:val="22"/>
+                <w:lang w:eastAsia="ru-RU"/>
+              </w:rPr>
+              <w:t xml:space="preserve"> ... </w:t>
+            </w:r>
+            <w:proofErr w:type="spellStart"/>
+            <w:proofErr w:type="gramStart"/>
+            <w:r>
+              <w:rPr>
+                <w:rFonts w:ascii="Calibri" w:eastAsia="Times New Roman" w:hAnsi="Calibri" w:cs="Calibri"/>
+                <w:color w:val="000000"/>
+                <w:sz w:val="22"/>
+                <w:lang w:eastAsia="ru-RU"/>
+              </w:rPr>
+              <w:t>while</w:t>
+            </w:r>
+            <w:proofErr w:type="spellEnd"/>
+            <w:r>
+              <w:rPr>
+                <w:rFonts w:ascii="Calibri" w:eastAsia="Times New Roman" w:hAnsi="Calibri" w:cs="Calibri"/>
+                <w:color w:val="000000"/>
+                <w:sz w:val="22"/>
+                <w:lang w:eastAsia="ru-RU"/>
+              </w:rPr>
+              <w:t>(</w:t>
+            </w:r>
+            <w:proofErr w:type="gramEnd"/>
+            <w:r>
+              <w:rPr>
+                <w:rFonts w:ascii="Calibri" w:eastAsia="Times New Roman" w:hAnsi="Calibri" w:cs="Calibri"/>
+                <w:color w:val="000000"/>
+                <w:sz w:val="22"/>
+                <w:lang w:eastAsia="ru-RU"/>
+              </w:rPr>
+              <w:t>)</w:t>
             </w:r>
           </w:p>
         </w:tc>
@@ -6444,6 +7931,8 @@
                 <w:lang w:eastAsia="ru-RU"/>
               </w:rPr>
             </w:pPr>
+            <w:proofErr w:type="spellStart"/>
+            <w:proofErr w:type="gramStart"/>
             <w:r>
               <w:rPr>
                 <w:rFonts w:ascii="Calibri" w:eastAsia="Times New Roman" w:hAnsi="Calibri" w:cs="Calibri"/>
@@ -6451,7 +7940,27 @@
                 <w:sz w:val="22"/>
                 <w:lang w:eastAsia="ru-RU"/>
               </w:rPr>
-              <w:t>do ... while()</w:t>
+              <w:t>for</w:t>
+            </w:r>
+            <w:proofErr w:type="spellEnd"/>
+            <w:r>
+              <w:rPr>
+                <w:rFonts w:ascii="Calibri" w:eastAsia="Times New Roman" w:hAnsi="Calibri" w:cs="Calibri"/>
+                <w:color w:val="000000"/>
+                <w:sz w:val="22"/>
+                <w:lang w:eastAsia="ru-RU"/>
+              </w:rPr>
+              <w:t>(</w:t>
+            </w:r>
+            <w:proofErr w:type="gramEnd"/>
+            <w:r>
+              <w:rPr>
+                <w:rFonts w:ascii="Calibri" w:eastAsia="Times New Roman" w:hAnsi="Calibri" w:cs="Calibri"/>
+                <w:color w:val="000000"/>
+                <w:sz w:val="22"/>
+                <w:lang w:eastAsia="ru-RU"/>
+              </w:rPr>
+              <w:t>)</w:t>
             </w:r>
           </w:p>
         </w:tc>
@@ -6575,6 +8084,7 @@
                 <w:lang w:eastAsia="ru-RU"/>
               </w:rPr>
             </w:pPr>
+            <w:proofErr w:type="spellStart"/>
             <w:r>
               <w:rPr>
                 <w:rFonts w:ascii="Calibri" w:eastAsia="Times New Roman" w:hAnsi="Calibri" w:cs="Calibri"/>
@@ -6582,8 +8092,9 @@
                 <w:sz w:val="22"/>
                 <w:lang w:eastAsia="ru-RU"/>
               </w:rPr>
-              <w:t>for()</w:t>
+              <w:t>if</w:t>
             </w:r>
+            <w:proofErr w:type="spellEnd"/>
           </w:p>
         </w:tc>
         <w:tc>
@@ -6706,6 +8217,8 @@
                 <w:lang w:eastAsia="ru-RU"/>
               </w:rPr>
             </w:pPr>
+            <w:proofErr w:type="spellStart"/>
+            <w:proofErr w:type="gramStart"/>
             <w:r>
               <w:rPr>
                 <w:rFonts w:ascii="Calibri" w:eastAsia="Times New Roman" w:hAnsi="Calibri" w:cs="Calibri"/>
@@ -6713,7 +8226,27 @@
                 <w:sz w:val="22"/>
                 <w:lang w:eastAsia="ru-RU"/>
               </w:rPr>
-              <w:t>if</w:t>
+              <w:t>mutableListOf</w:t>
+            </w:r>
+            <w:proofErr w:type="spellEnd"/>
+            <w:r>
+              <w:rPr>
+                <w:rFonts w:ascii="Calibri" w:eastAsia="Times New Roman" w:hAnsi="Calibri" w:cs="Calibri"/>
+                <w:color w:val="000000"/>
+                <w:sz w:val="22"/>
+                <w:lang w:eastAsia="ru-RU"/>
+              </w:rPr>
+              <w:t>(</w:t>
+            </w:r>
+            <w:proofErr w:type="gramEnd"/>
+            <w:r>
+              <w:rPr>
+                <w:rFonts w:ascii="Calibri" w:eastAsia="Times New Roman" w:hAnsi="Calibri" w:cs="Calibri"/>
+                <w:color w:val="000000"/>
+                <w:sz w:val="22"/>
+                <w:lang w:eastAsia="ru-RU"/>
+              </w:rPr>
+              <w:t>)</w:t>
             </w:r>
           </w:p>
         </w:tc>
@@ -6837,6 +8370,8 @@
                 <w:lang w:eastAsia="ru-RU"/>
               </w:rPr>
             </w:pPr>
+            <w:proofErr w:type="spellStart"/>
+            <w:proofErr w:type="gramStart"/>
             <w:r>
               <w:rPr>
                 <w:rFonts w:ascii="Calibri" w:eastAsia="Times New Roman" w:hAnsi="Calibri" w:cs="Calibri"/>
@@ -6844,7 +8379,180 @@
                 <w:sz w:val="22"/>
                 <w:lang w:eastAsia="ru-RU"/>
               </w:rPr>
-              <w:t>mutableListOf()</w:t>
+              <w:t>println</w:t>
+            </w:r>
+            <w:proofErr w:type="spellEnd"/>
+            <w:r>
+              <w:rPr>
+                <w:rFonts w:ascii="Calibri" w:eastAsia="Times New Roman" w:hAnsi="Calibri" w:cs="Calibri"/>
+                <w:color w:val="000000"/>
+                <w:sz w:val="22"/>
+                <w:lang w:eastAsia="ru-RU"/>
+              </w:rPr>
+              <w:t>(</w:t>
+            </w:r>
+            <w:proofErr w:type="gramEnd"/>
+            <w:r>
+              <w:rPr>
+                <w:rFonts w:ascii="Calibri" w:eastAsia="Times New Roman" w:hAnsi="Calibri" w:cs="Calibri"/>
+                <w:color w:val="000000"/>
+                <w:sz w:val="22"/>
+                <w:lang w:eastAsia="ru-RU"/>
+              </w:rPr>
+              <w:t>)</w:t>
+            </w:r>
+          </w:p>
+        </w:tc>
+        <w:tc>
+          <w:tcPr>
+            <w:tcW w:w="482" w:type="dxa"/>
+            <w:tcBorders>
+              <w:top w:val="nil"/>
+              <w:left w:val="nil"/>
+              <w:bottom w:val="single" w:sz="4" w:space="0" w:color="auto"/>
+              <w:right w:val="single" w:sz="8" w:space="0" w:color="auto"/>
+            </w:tcBorders>
+            <w:shd w:val="clear" w:color="auto" w:fill="auto"/>
+            <w:vAlign w:val="center"/>
+            <w:hideMark/>
+          </w:tcPr>
+          <w:p>
+            <w:pPr>
+              <w:suppressAutoHyphens w:val="0"/>
+              <w:spacing w:after="0" w:line="240" w:lineRule="auto"/>
+              <w:jc w:val="right"/>
+              <w:rPr>
+                <w:rFonts w:ascii="Calibri" w:eastAsia="Times New Roman" w:hAnsi="Calibri" w:cs="Calibri"/>
+                <w:color w:val="000000"/>
+                <w:sz w:val="22"/>
+                <w:lang w:eastAsia="ru-RU"/>
+              </w:rPr>
+            </w:pPr>
+            <w:r>
+              <w:rPr>
+                <w:rFonts w:ascii="Calibri" w:eastAsia="Times New Roman" w:hAnsi="Calibri" w:cs="Calibri"/>
+                <w:color w:val="000000"/>
+                <w:sz w:val="22"/>
+                <w:lang w:eastAsia="ru-RU"/>
+              </w:rPr>
+              <w:t>1</w:t>
+            </w:r>
+          </w:p>
+        </w:tc>
+      </w:tr>
+      <w:tr>
+        <w:trPr>
+          <w:trHeight w:val="570"/>
+        </w:trPr>
+        <w:tc>
+          <w:tcPr>
+            <w:tcW w:w="1980" w:type="dxa"/>
+            <w:tcBorders>
+              <w:top w:val="nil"/>
+              <w:left w:val="nil"/>
+              <w:bottom w:val="nil"/>
+              <w:right w:val="nil"/>
+            </w:tcBorders>
+            <w:shd w:val="clear" w:color="auto" w:fill="auto"/>
+            <w:noWrap/>
+            <w:vAlign w:val="bottom"/>
+            <w:hideMark/>
+          </w:tcPr>
+          <w:p>
+            <w:pPr>
+              <w:suppressAutoHyphens w:val="0"/>
+              <w:spacing w:after="0" w:line="240" w:lineRule="auto"/>
+              <w:jc w:val="right"/>
+              <w:rPr>
+                <w:rFonts w:ascii="Calibri" w:eastAsia="Times New Roman" w:hAnsi="Calibri" w:cs="Calibri"/>
+                <w:color w:val="000000"/>
+                <w:sz w:val="22"/>
+                <w:lang w:eastAsia="ru-RU"/>
+              </w:rPr>
+            </w:pPr>
+          </w:p>
+        </w:tc>
+        <w:tc>
+          <w:tcPr>
+            <w:tcW w:w="560" w:type="dxa"/>
+            <w:tcBorders>
+              <w:top w:val="nil"/>
+              <w:left w:val="nil"/>
+              <w:bottom w:val="nil"/>
+              <w:right w:val="nil"/>
+            </w:tcBorders>
+            <w:shd w:val="clear" w:color="auto" w:fill="auto"/>
+            <w:noWrap/>
+            <w:vAlign w:val="bottom"/>
+            <w:hideMark/>
+          </w:tcPr>
+          <w:p>
+            <w:pPr>
+              <w:suppressAutoHyphens w:val="0"/>
+              <w:spacing w:after="0" w:line="240" w:lineRule="auto"/>
+              <w:rPr>
+                <w:rFonts w:eastAsia="Times New Roman" w:cs="Times New Roman"/>
+                <w:sz w:val="20"/>
+                <w:szCs w:val="20"/>
+                <w:lang w:eastAsia="ru-RU"/>
+              </w:rPr>
+            </w:pPr>
+          </w:p>
+        </w:tc>
+        <w:tc>
+          <w:tcPr>
+            <w:tcW w:w="1978" w:type="dxa"/>
+            <w:tcBorders>
+              <w:top w:val="nil"/>
+              <w:left w:val="single" w:sz="8" w:space="0" w:color="auto"/>
+              <w:bottom w:val="single" w:sz="4" w:space="0" w:color="auto"/>
+              <w:right w:val="single" w:sz="4" w:space="0" w:color="auto"/>
+            </w:tcBorders>
+            <w:shd w:val="clear" w:color="auto" w:fill="auto"/>
+            <w:vAlign w:val="center"/>
+            <w:hideMark/>
+          </w:tcPr>
+          <w:p>
+            <w:pPr>
+              <w:suppressAutoHyphens w:val="0"/>
+              <w:spacing w:after="0" w:line="240" w:lineRule="auto"/>
+              <w:rPr>
+                <w:rFonts w:ascii="Calibri" w:eastAsia="Times New Roman" w:hAnsi="Calibri" w:cs="Calibri"/>
+                <w:color w:val="000000"/>
+                <w:sz w:val="22"/>
+                <w:lang w:eastAsia="ru-RU"/>
+              </w:rPr>
+            </w:pPr>
+            <w:proofErr w:type="spellStart"/>
+            <w:proofErr w:type="gramStart"/>
+            <w:r>
+              <w:rPr>
+                <w:rFonts w:ascii="Calibri" w:eastAsia="Times New Roman" w:hAnsi="Calibri" w:cs="Calibri"/>
+                <w:color w:val="000000"/>
+                <w:sz w:val="22"/>
+                <w:lang w:eastAsia="ru-RU"/>
+              </w:rPr>
+              <w:t>processTransactions</w:t>
+            </w:r>
+            <w:proofErr w:type="spellEnd"/>
+            <w:r>
+              <w:rPr>
+                <w:rFonts w:ascii="Calibri" w:eastAsia="Times New Roman" w:hAnsi="Calibri" w:cs="Calibri"/>
+                <w:color w:val="000000"/>
+                <w:sz w:val="22"/>
+                <w:lang w:eastAsia="ru-RU"/>
+              </w:rPr>
+              <w:t>(</w:t>
+            </w:r>
+            <w:proofErr w:type="gramEnd"/>
+            <w:r>
+              <w:rPr>
+                <w:rFonts w:ascii="Calibri" w:eastAsia="Times New Roman" w:hAnsi="Calibri" w:cs="Calibri"/>
+                <w:color w:val="000000"/>
+                <w:sz w:val="22"/>
+                <w:lang w:eastAsia="ru-RU"/>
+              </w:rPr>
+              <w:t>)</w:t>
             </w:r>
           </w:p>
         </w:tc>
@@ -6968,6 +8676,7 @@
                 <w:lang w:eastAsia="ru-RU"/>
               </w:rPr>
             </w:pPr>
+            <w:proofErr w:type="spellStart"/>
             <w:r>
               <w:rPr>
                 <w:rFonts w:ascii="Calibri" w:eastAsia="Times New Roman" w:hAnsi="Calibri" w:cs="Calibri"/>
@@ -6975,35 +8684,9 @@
                 <w:sz w:val="22"/>
                 <w:lang w:eastAsia="ru-RU"/>
               </w:rPr>
-              <w:t>println()</w:t>
+              <w:t>when</w:t>
             </w:r>
-          </w:p>
-        </w:tc>
-        <w:tc>
-          <w:tcPr>
-            <w:tcW w:w="482" w:type="dxa"/>
-            <w:tcBorders>
-              <w:top w:val="nil"/>
-              <w:left w:val="nil"/>
-              <w:bottom w:val="single" w:sz="4" w:space="0" w:color="auto"/>
-              <w:right w:val="single" w:sz="8" w:space="0" w:color="auto"/>
-            </w:tcBorders>
-            <w:shd w:val="clear" w:color="auto" w:fill="auto"/>
-            <w:vAlign w:val="center"/>
-            <w:hideMark/>
-          </w:tcPr>
-          <w:p>
-            <w:pPr>
-              <w:suppressAutoHyphens w:val="0"/>
-              <w:spacing w:after="0" w:line="240" w:lineRule="auto"/>
-              <w:jc w:val="right"/>
-              <w:rPr>
-                <w:rFonts w:ascii="Calibri" w:eastAsia="Times New Roman" w:hAnsi="Calibri" w:cs="Calibri"/>
-                <w:color w:val="000000"/>
-                <w:sz w:val="22"/>
-                <w:lang w:eastAsia="ru-RU"/>
-              </w:rPr>
-            </w:pPr>
+            <w:proofErr w:type="spellEnd"/>
             <w:r>
               <w:rPr>
                 <w:rFonts w:ascii="Calibri" w:eastAsia="Times New Roman" w:hAnsi="Calibri" w:cs="Calibri"/>
@@ -7011,94 +8694,9 @@
                 <w:sz w:val="22"/>
                 <w:lang w:eastAsia="ru-RU"/>
               </w:rPr>
-              <w:t>1</w:t>
+              <w:t xml:space="preserve"> ... </w:t>
             </w:r>
-          </w:p>
-        </w:tc>
-      </w:tr>
-      <w:tr>
-        <w:trPr>
-          <w:trHeight w:val="570"/>
-        </w:trPr>
-        <w:tc>
-          <w:tcPr>
-            <w:tcW w:w="1980" w:type="dxa"/>
-            <w:tcBorders>
-              <w:top w:val="nil"/>
-              <w:left w:val="nil"/>
-              <w:bottom w:val="nil"/>
-              <w:right w:val="nil"/>
-            </w:tcBorders>
-            <w:shd w:val="clear" w:color="auto" w:fill="auto"/>
-            <w:noWrap/>
-            <w:vAlign w:val="bottom"/>
-            <w:hideMark/>
-          </w:tcPr>
-          <w:p>
-            <w:pPr>
-              <w:suppressAutoHyphens w:val="0"/>
-              <w:spacing w:after="0" w:line="240" w:lineRule="auto"/>
-              <w:jc w:val="right"/>
-              <w:rPr>
-                <w:rFonts w:ascii="Calibri" w:eastAsia="Times New Roman" w:hAnsi="Calibri" w:cs="Calibri"/>
-                <w:color w:val="000000"/>
-                <w:sz w:val="22"/>
-                <w:lang w:eastAsia="ru-RU"/>
-              </w:rPr>
-            </w:pPr>
-          </w:p>
-        </w:tc>
-        <w:tc>
-          <w:tcPr>
-            <w:tcW w:w="560" w:type="dxa"/>
-            <w:tcBorders>
-              <w:top w:val="nil"/>
-              <w:left w:val="nil"/>
-              <w:bottom w:val="nil"/>
-              <w:right w:val="nil"/>
-            </w:tcBorders>
-            <w:shd w:val="clear" w:color="auto" w:fill="auto"/>
-            <w:noWrap/>
-            <w:vAlign w:val="bottom"/>
-            <w:hideMark/>
-          </w:tcPr>
-          <w:p>
-            <w:pPr>
-              <w:suppressAutoHyphens w:val="0"/>
-              <w:spacing w:after="0" w:line="240" w:lineRule="auto"/>
-              <w:rPr>
-                <w:rFonts w:eastAsia="Times New Roman" w:cs="Times New Roman"/>
-                <w:sz w:val="20"/>
-                <w:szCs w:val="20"/>
-                <w:lang w:eastAsia="ru-RU"/>
-              </w:rPr>
-            </w:pPr>
-          </w:p>
-        </w:tc>
-        <w:tc>
-          <w:tcPr>
-            <w:tcW w:w="1978" w:type="dxa"/>
-            <w:tcBorders>
-              <w:top w:val="nil"/>
-              <w:left w:val="single" w:sz="8" w:space="0" w:color="auto"/>
-              <w:bottom w:val="single" w:sz="4" w:space="0" w:color="auto"/>
-              <w:right w:val="single" w:sz="4" w:space="0" w:color="auto"/>
-            </w:tcBorders>
-            <w:shd w:val="clear" w:color="auto" w:fill="auto"/>
-            <w:vAlign w:val="center"/>
-            <w:hideMark/>
-          </w:tcPr>
-          <w:p>
-            <w:pPr>
-              <w:suppressAutoHyphens w:val="0"/>
-              <w:spacing w:after="0" w:line="240" w:lineRule="auto"/>
-              <w:rPr>
-                <w:rFonts w:ascii="Calibri" w:eastAsia="Times New Roman" w:hAnsi="Calibri" w:cs="Calibri"/>
-                <w:color w:val="000000"/>
-                <w:sz w:val="22"/>
-                <w:lang w:eastAsia="ru-RU"/>
-              </w:rPr>
-            </w:pPr>
+            <w:proofErr w:type="spellStart"/>
             <w:r>
               <w:rPr>
                 <w:rFonts w:ascii="Calibri" w:eastAsia="Times New Roman" w:hAnsi="Calibri" w:cs="Calibri"/>
@@ -7106,139 +8704,9 @@
                 <w:sz w:val="22"/>
                 <w:lang w:eastAsia="ru-RU"/>
               </w:rPr>
-              <w:t>processTransactions()</w:t>
+              <w:t>else</w:t>
             </w:r>
-          </w:p>
-        </w:tc>
-        <w:tc>
-          <w:tcPr>
-            <w:tcW w:w="482" w:type="dxa"/>
-            <w:tcBorders>
-              <w:top w:val="nil"/>
-              <w:left w:val="nil"/>
-              <w:bottom w:val="single" w:sz="4" w:space="0" w:color="auto"/>
-              <w:right w:val="single" w:sz="8" w:space="0" w:color="auto"/>
-            </w:tcBorders>
-            <w:shd w:val="clear" w:color="auto" w:fill="auto"/>
-            <w:vAlign w:val="center"/>
-            <w:hideMark/>
-          </w:tcPr>
-          <w:p>
-            <w:pPr>
-              <w:suppressAutoHyphens w:val="0"/>
-              <w:spacing w:after="0" w:line="240" w:lineRule="auto"/>
-              <w:jc w:val="right"/>
-              <w:rPr>
-                <w:rFonts w:ascii="Calibri" w:eastAsia="Times New Roman" w:hAnsi="Calibri" w:cs="Calibri"/>
-                <w:color w:val="000000"/>
-                <w:sz w:val="22"/>
-                <w:lang w:eastAsia="ru-RU"/>
-              </w:rPr>
-            </w:pPr>
-            <w:r>
-              <w:rPr>
-                <w:rFonts w:ascii="Calibri" w:eastAsia="Times New Roman" w:hAnsi="Calibri" w:cs="Calibri"/>
-                <w:color w:val="000000"/>
-                <w:sz w:val="22"/>
-                <w:lang w:eastAsia="ru-RU"/>
-              </w:rPr>
-              <w:t>1</w:t>
-            </w:r>
-          </w:p>
-        </w:tc>
-      </w:tr>
-      <w:tr>
-        <w:trPr>
-          <w:trHeight w:val="285"/>
-        </w:trPr>
-        <w:tc>
-          <w:tcPr>
-            <w:tcW w:w="1980" w:type="dxa"/>
-            <w:tcBorders>
-              <w:top w:val="nil"/>
-              <w:left w:val="nil"/>
-              <w:bottom w:val="nil"/>
-              <w:right w:val="nil"/>
-            </w:tcBorders>
-            <w:shd w:val="clear" w:color="auto" w:fill="auto"/>
-            <w:noWrap/>
-            <w:vAlign w:val="bottom"/>
-            <w:hideMark/>
-          </w:tcPr>
-          <w:p>
-            <w:pPr>
-              <w:suppressAutoHyphens w:val="0"/>
-              <w:spacing w:after="0" w:line="240" w:lineRule="auto"/>
-              <w:jc w:val="right"/>
-              <w:rPr>
-                <w:rFonts w:ascii="Calibri" w:eastAsia="Times New Roman" w:hAnsi="Calibri" w:cs="Calibri"/>
-                <w:color w:val="000000"/>
-                <w:sz w:val="22"/>
-                <w:lang w:eastAsia="ru-RU"/>
-              </w:rPr>
-            </w:pPr>
-          </w:p>
-        </w:tc>
-        <w:tc>
-          <w:tcPr>
-            <w:tcW w:w="560" w:type="dxa"/>
-            <w:tcBorders>
-              <w:top w:val="nil"/>
-              <w:left w:val="nil"/>
-              <w:bottom w:val="nil"/>
-              <w:right w:val="nil"/>
-            </w:tcBorders>
-            <w:shd w:val="clear" w:color="auto" w:fill="auto"/>
-            <w:noWrap/>
-            <w:vAlign w:val="bottom"/>
-            <w:hideMark/>
-          </w:tcPr>
-          <w:p>
-            <w:pPr>
-              <w:suppressAutoHyphens w:val="0"/>
-              <w:spacing w:after="0" w:line="240" w:lineRule="auto"/>
-              <w:rPr>
-                <w:rFonts w:eastAsia="Times New Roman" w:cs="Times New Roman"/>
-                <w:sz w:val="20"/>
-                <w:szCs w:val="20"/>
-                <w:lang w:eastAsia="ru-RU"/>
-              </w:rPr>
-            </w:pPr>
-          </w:p>
-        </w:tc>
-        <w:tc>
-          <w:tcPr>
-            <w:tcW w:w="1978" w:type="dxa"/>
-            <w:tcBorders>
-              <w:top w:val="nil"/>
-              <w:left w:val="single" w:sz="8" w:space="0" w:color="auto"/>
-              <w:bottom w:val="single" w:sz="4" w:space="0" w:color="auto"/>
-              <w:right w:val="single" w:sz="4" w:space="0" w:color="auto"/>
-            </w:tcBorders>
-            <w:shd w:val="clear" w:color="auto" w:fill="auto"/>
-            <w:vAlign w:val="center"/>
-            <w:hideMark/>
-          </w:tcPr>
-          <w:p>
-            <w:pPr>
-              <w:suppressAutoHyphens w:val="0"/>
-              <w:spacing w:after="0" w:line="240" w:lineRule="auto"/>
-              <w:rPr>
-                <w:rFonts w:ascii="Calibri" w:eastAsia="Times New Roman" w:hAnsi="Calibri" w:cs="Calibri"/>
-                <w:color w:val="000000"/>
-                <w:sz w:val="22"/>
-                <w:lang w:eastAsia="ru-RU"/>
-              </w:rPr>
-            </w:pPr>
-            <w:r>
-              <w:rPr>
-                <w:rFonts w:ascii="Calibri" w:eastAsia="Times New Roman" w:hAnsi="Calibri" w:cs="Calibri"/>
-                <w:color w:val="000000"/>
-                <w:sz w:val="22"/>
-                <w:lang w:eastAsia="ru-RU"/>
-              </w:rPr>
-              <w:t>when ... else</w:t>
-            </w:r>
+            <w:proofErr w:type="spellEnd"/>
           </w:p>
         </w:tc>
         <w:tc>
@@ -7368,7 +8836,7 @@
                 <w:sz w:val="22"/>
                 <w:lang w:eastAsia="ru-RU"/>
               </w:rPr>
-              <w:t>ИТОГО η1 = 30</w:t>
+              <w:t>ИТОГО η1 = 29</w:t>
             </w:r>
           </w:p>
         </w:tc>
@@ -7404,7 +8872,7 @@
                 <w:sz w:val="22"/>
                 <w:lang w:eastAsia="ru-RU"/>
               </w:rPr>
-              <w:t>132</w:t>
+              <w:t>111</w:t>
             </w:r>
           </w:p>
         </w:tc>
@@ -7441,9 +8909,9 @@
       </w:pPr>
       <w:r>
         <w:drawing>
-          <wp:inline distT="0" distB="0" distL="0" distR="0" wp14:anchorId="4C46E237" wp14:editId="3942D1CB">
-            <wp:extent cx="5940425" cy="8990965"/>
-            <wp:effectExtent l="0" t="0" r="3175" b="635"/>
+          <wp:inline distT="0" distB="0" distL="0" distR="0" wp14:anchorId="47E8B14B" wp14:editId="1CC42E3D">
+            <wp:extent cx="5274807" cy="8967787"/>
+            <wp:effectExtent l="0" t="0" r="2540" b="5080"/>
             <wp:docPr id="1" name="Рисунок 1"/>
             <wp:cNvGraphicFramePr>
               <a:graphicFrameLocks xmlns:a="http://schemas.openxmlformats.org/drawingml/2006/main" noChangeAspect="1"/>
@@ -7464,7 +8932,7 @@
                   <pic:spPr>
                     <a:xfrm>
                       <a:off x="0" y="0"/>
-                      <a:ext cx="5940425" cy="8990965"/>
+                      <a:ext cx="5276227" cy="8970201"/>
                     </a:xfrm>
                     <a:prstGeom prst="rect">
                       <a:avLst/>
